--- a/Petrova_OOP иправл.docx
+++ b/Petrova_OOP иправл.docx
@@ -213,16 +213,8 @@
         <w:rPr>
           <w:rFonts w:eastAsia="Calibri" w:cs="Times New Roman"/>
         </w:rPr>
-        <w:t xml:space="preserve">по дисциплине: «Основы </w:t>
-      </w:r>
-      <w:proofErr w:type="spellStart"/>
-      <w:r>
-        <w:rPr>
-          <w:rFonts w:eastAsia="Calibri" w:cs="Times New Roman"/>
-        </w:rPr>
-        <w:t>объектно</w:t>
-      </w:r>
-      <w:proofErr w:type="spellEnd"/>
+        <w:t>по дисциплине: «Основы объектно</w:t>
+      </w:r>
       <w:r>
         <w:rPr>
           <w:rFonts w:eastAsia="Calibri" w:cs="Times New Roman"/>
@@ -872,23 +864,13 @@
                 <w:u w:val="single"/>
               </w:rPr>
             </w:pPr>
-            <w:proofErr w:type="spellStart"/>
             <w:r>
               <w:rPr>
                 <w:rFonts w:eastAsia="Calibri" w:cs="Times New Roman"/>
                 <w:szCs w:val="28"/>
                 <w:u w:val="single"/>
               </w:rPr>
-              <w:t>Калентьев</w:t>
-            </w:r>
-            <w:proofErr w:type="spellEnd"/>
-            <w:r>
-              <w:rPr>
-                <w:rFonts w:eastAsia="Calibri" w:cs="Times New Roman"/>
-                <w:szCs w:val="28"/>
-                <w:u w:val="single"/>
-              </w:rPr>
-              <w:t xml:space="preserve"> А. А.</w:t>
+              <w:t>Калентьев А. А.</w:t>
             </w:r>
           </w:p>
         </w:tc>
@@ -2002,23 +1984,7 @@
     </w:p>
     <w:p>
       <w:r>
-        <w:t>Вариант использования (</w:t>
-      </w:r>
-      <w:proofErr w:type="spellStart"/>
-      <w:r>
-        <w:t>use</w:t>
-      </w:r>
-      <w:proofErr w:type="spellEnd"/>
-      <w:r>
-        <w:t xml:space="preserve"> </w:t>
-      </w:r>
-      <w:proofErr w:type="spellStart"/>
-      <w:r>
-        <w:t>case</w:t>
-      </w:r>
-      <w:proofErr w:type="spellEnd"/>
-      <w:r>
-        <w:t>) — это описание множества последовательных действий (включая вариации), которые выполняются некоторым субъектом с целью получения результата, значимого для некоторого действующего лица [1]. ВИ предполагает взаимодействие действующих лиц и системы или другого объекта. Действующее лицо представляет собой логически связанное множество ролей, которые играют пользователи системы во время взаимодействия с ней.</w:t>
+        <w:t>Вариант использования (use case) — это описание множества последовательных действий (включая вариации), которые выполняются некоторым субъектом с целью получения результата, значимого для некоторого действующего лица [1]. ВИ предполагает взаимодействие действующих лиц и системы или другого объекта. Действующее лицо представляет собой логически связанное множество ролей, которые играют пользователи системы во время взаимодействия с ней.</w:t>
       </w:r>
     </w:p>
     <w:p>
@@ -2161,23 +2127,7 @@
         <w:ind w:firstLine="709"/>
       </w:pPr>
       <w:r>
-        <w:t xml:space="preserve">Диаграмма классов (англ. </w:t>
-      </w:r>
-      <w:proofErr w:type="spellStart"/>
-      <w:r>
-        <w:t>class</w:t>
-      </w:r>
-      <w:proofErr w:type="spellEnd"/>
-      <w:r>
-        <w:t xml:space="preserve"> </w:t>
-      </w:r>
-      <w:proofErr w:type="spellStart"/>
-      <w:r>
-        <w:t>diagram</w:t>
-      </w:r>
-      <w:proofErr w:type="spellEnd"/>
-      <w:r>
-        <w:t>) — структурная диаграмма языка моделирования UML, демонстрирующая общую структуру иерархии классов системы, их коопераций, атрибутов (полей), методов, интерфейсов и взаимосвязей (отношений) между ними. Широко применяется не только для документирования и визуализации, но также для конструирования посредством прямого или обратного проектирования.</w:t>
+        <w:t>Диаграмма классов (англ. class diagram) — структурная диаграмма языка моделирования UML, демонстрирующая общую структуру иерархии классов системы, их коопераций, атрибутов (полей), методов, интерфейсов и взаимосвязей (отношений) между ними. Широко применяется не только для документирования и визуализации, но также для конструирования посредством прямого или обратного проектирования.</w:t>
       </w:r>
     </w:p>
     <w:p>
@@ -2377,7 +2327,6 @@
         <w:t xml:space="preserve"> приведено описание абстрактного класса </w:t>
       </w:r>
       <w:bookmarkStart w:id="10" w:name="_Hlk179982041"/>
-      <w:proofErr w:type="spellStart"/>
       <w:r>
         <w:rPr>
           <w:rFonts w:eastAsia="Times New Roman" w:cs="Times New Roman"/>
@@ -2401,7 +2350,6 @@
         <w:t>Base</w:t>
       </w:r>
       <w:bookmarkEnd w:id="10"/>
-      <w:proofErr w:type="spellEnd"/>
       <w:r>
         <w:rPr>
           <w:rFonts w:eastAsia="Times New Roman" w:cs="Times New Roman"/>
@@ -2509,49 +2457,8 @@
           <w:szCs w:val="24"/>
           <w:lang w:val="en-US" w:eastAsia="ru-RU"/>
         </w:rPr>
-        <w:t xml:space="preserve"> – </w:t>
-      </w:r>
-      <w:proofErr w:type="spellStart"/>
-      <w:r>
-        <w:rPr>
-          <w:rFonts w:eastAsia="Times New Roman" w:cs="Times New Roman"/>
-          <w:sz w:val="24"/>
-          <w:szCs w:val="24"/>
-          <w:lang w:val="en-US" w:eastAsia="ru-RU"/>
-        </w:rPr>
-        <w:t>Описание</w:t>
-      </w:r>
-      <w:proofErr w:type="spellEnd"/>
-      <w:r>
-        <w:rPr>
-          <w:rFonts w:eastAsia="Times New Roman" w:cs="Times New Roman"/>
-          <w:sz w:val="24"/>
-          <w:szCs w:val="24"/>
-          <w:lang w:val="en-US" w:eastAsia="ru-RU"/>
-        </w:rPr>
-        <w:t xml:space="preserve"> </w:t>
-      </w:r>
-      <w:proofErr w:type="spellStart"/>
-      <w:r>
-        <w:rPr>
-          <w:rFonts w:eastAsia="Times New Roman" w:cs="Times New Roman"/>
-          <w:sz w:val="24"/>
-          <w:szCs w:val="24"/>
-          <w:lang w:val="en-US" w:eastAsia="ru-RU"/>
-        </w:rPr>
-        <w:t>класса</w:t>
-      </w:r>
-      <w:proofErr w:type="spellEnd"/>
-      <w:r>
-        <w:rPr>
-          <w:rFonts w:eastAsia="Times New Roman" w:cs="Times New Roman"/>
-          <w:sz w:val="24"/>
-          <w:szCs w:val="24"/>
-          <w:lang w:val="en-US" w:eastAsia="ru-RU"/>
-        </w:rPr>
-        <w:t xml:space="preserve"> </w:t>
-      </w:r>
-      <w:proofErr w:type="spellStart"/>
+        <w:t xml:space="preserve"> – Описание класса </w:t>
+      </w:r>
       <w:r>
         <w:rPr>
           <w:rFonts w:eastAsia="Times New Roman" w:cs="Times New Roman"/>
@@ -2574,7 +2481,6 @@
         </w:rPr>
         <w:t>Base</w:t>
       </w:r>
-      <w:proofErr w:type="spellEnd"/>
     </w:p>
     <w:tbl>
       <w:tblPr>
@@ -2745,7 +2651,6 @@
               </w:rPr>
               <w:t xml:space="preserve">Класс </w:t>
             </w:r>
-            <w:proofErr w:type="spellStart"/>
             <w:r>
               <w:rPr>
                 <w:rFonts w:eastAsia="Times New Roman" w:cs="Times New Roman"/>
@@ -2757,7 +2662,6 @@
               </w:rPr>
               <w:t>CardBase</w:t>
             </w:r>
-            <w:proofErr w:type="spellEnd"/>
             <w:r>
               <w:rPr>
                 <w:rFonts w:eastAsia="Times New Roman" w:cs="Times New Roman"/>
@@ -3375,18 +3279,8 @@
                 <w:sz w:val="22"/>
                 <w:lang w:val="en-US" w:eastAsia="ru-RU"/>
               </w:rPr>
-              <w:t>_</w:t>
-            </w:r>
-            <w:proofErr w:type="spellStart"/>
-            <w:r>
-              <w:rPr>
-                <w:rFonts w:eastAsia="Calibri" w:cs="Times New Roman"/>
-                <w:sz w:val="22"/>
-                <w:lang w:val="en-US" w:eastAsia="ru-RU"/>
-              </w:rPr>
-              <w:t>russianRegex</w:t>
-            </w:r>
-            <w:proofErr w:type="spellEnd"/>
+              <w:t>_russianRegex</w:t>
+            </w:r>
           </w:p>
         </w:tc>
         <w:tc>
@@ -3487,18 +3381,8 @@
                 <w:sz w:val="22"/>
                 <w:lang w:val="en-US" w:eastAsia="ru-RU"/>
               </w:rPr>
-              <w:t xml:space="preserve">_ </w:t>
-            </w:r>
-            <w:proofErr w:type="spellStart"/>
-            <w:r>
-              <w:rPr>
-                <w:rFonts w:eastAsia="Calibri" w:cs="Times New Roman"/>
-                <w:sz w:val="22"/>
-                <w:lang w:val="en-US" w:eastAsia="ru-RU"/>
-              </w:rPr>
-              <w:t>ageRegex</w:t>
-            </w:r>
-            <w:proofErr w:type="spellEnd"/>
+              <w:t>_ ageRegex</w:t>
+            </w:r>
           </w:p>
         </w:tc>
         <w:tc>
@@ -3521,34 +3405,14 @@
                 <w:lang w:eastAsia="ru-RU"/>
               </w:rPr>
             </w:pPr>
-            <w:proofErr w:type="spellStart"/>
-            <w:r>
-              <w:rPr>
-                <w:rFonts w:eastAsia="Calibri" w:cs="Times New Roman"/>
-                <w:sz w:val="22"/>
-                <w:lang w:eastAsia="ru-RU"/>
-              </w:rPr>
-              <w:t>const</w:t>
-            </w:r>
-            <w:proofErr w:type="spellEnd"/>
-            <w:r>
-              <w:rPr>
-                <w:rFonts w:eastAsia="Calibri" w:cs="Times New Roman"/>
-                <w:sz w:val="22"/>
-                <w:lang w:eastAsia="ru-RU"/>
-              </w:rPr>
-              <w:t xml:space="preserve"> </w:t>
-            </w:r>
-            <w:proofErr w:type="spellStart"/>
-            <w:r>
-              <w:rPr>
-                <w:rFonts w:eastAsia="Calibri" w:cs="Times New Roman"/>
-                <w:sz w:val="22"/>
-                <w:lang w:eastAsia="ru-RU"/>
-              </w:rPr>
-              <w:t>string</w:t>
-            </w:r>
-            <w:proofErr w:type="spellEnd"/>
+            <w:r>
+              <w:rPr>
+                <w:rFonts w:eastAsia="Calibri" w:cs="Times New Roman"/>
+                <w:sz w:val="22"/>
+                <w:lang w:eastAsia="ru-RU"/>
+              </w:rPr>
+              <w:t>const string</w:t>
+            </w:r>
           </w:p>
         </w:tc>
         <w:tc>
@@ -3627,7 +3491,6 @@
               </w:rPr>
               <w:t xml:space="preserve"> </w:t>
             </w:r>
-            <w:proofErr w:type="spellStart"/>
             <w:r>
               <w:rPr>
                 <w:rFonts w:eastAsia="Calibri" w:cs="Times New Roman"/>
@@ -3636,7 +3499,6 @@
               </w:rPr>
               <w:t>MinYear</w:t>
             </w:r>
-            <w:proofErr w:type="spellEnd"/>
           </w:p>
         </w:tc>
         <w:tc>
@@ -3659,7 +3521,6 @@
                 <w:lang w:eastAsia="ru-RU"/>
               </w:rPr>
             </w:pPr>
-            <w:proofErr w:type="spellStart"/>
             <w:r>
               <w:rPr>
                 <w:rFonts w:eastAsia="Calibri" w:cs="Times New Roman"/>
@@ -3668,7 +3529,6 @@
               </w:rPr>
               <w:t>int</w:t>
             </w:r>
-            <w:proofErr w:type="spellEnd"/>
           </w:p>
         </w:tc>
         <w:tc>
@@ -3747,7 +3607,6 @@
               </w:rPr>
               <w:t xml:space="preserve"> </w:t>
             </w:r>
-            <w:proofErr w:type="spellStart"/>
             <w:r>
               <w:rPr>
                 <w:rFonts w:eastAsia="Calibri" w:cs="Times New Roman"/>
@@ -3756,7 +3615,6 @@
               </w:rPr>
               <w:t>MaxYear</w:t>
             </w:r>
-            <w:proofErr w:type="spellEnd"/>
           </w:p>
         </w:tc>
         <w:tc>
@@ -3779,7 +3637,6 @@
                 <w:lang w:eastAsia="ru-RU"/>
               </w:rPr>
             </w:pPr>
-            <w:proofErr w:type="spellStart"/>
             <w:r>
               <w:rPr>
                 <w:rFonts w:eastAsia="Calibri" w:cs="Times New Roman"/>
@@ -3788,7 +3645,6 @@
               </w:rPr>
               <w:t>int</w:t>
             </w:r>
-            <w:proofErr w:type="spellEnd"/>
           </w:p>
         </w:tc>
         <w:tc>
@@ -3867,7 +3723,6 @@
               </w:rPr>
               <w:t xml:space="preserve"> </w:t>
             </w:r>
-            <w:proofErr w:type="spellStart"/>
             <w:r>
               <w:rPr>
                 <w:rFonts w:eastAsia="Calibri" w:cs="Times New Roman"/>
@@ -3876,7 +3731,6 @@
               </w:rPr>
               <w:t>MinSheet</w:t>
             </w:r>
-            <w:proofErr w:type="spellEnd"/>
           </w:p>
         </w:tc>
         <w:tc>
@@ -3899,7 +3753,6 @@
                 <w:lang w:eastAsia="ru-RU"/>
               </w:rPr>
             </w:pPr>
-            <w:proofErr w:type="spellStart"/>
             <w:r>
               <w:rPr>
                 <w:rFonts w:eastAsia="Calibri" w:cs="Times New Roman"/>
@@ -3908,7 +3761,6 @@
               </w:rPr>
               <w:t>int</w:t>
             </w:r>
-            <w:proofErr w:type="spellEnd"/>
           </w:p>
         </w:tc>
         <w:tc>
@@ -3987,7 +3839,6 @@
               </w:rPr>
               <w:t xml:space="preserve"> </w:t>
             </w:r>
-            <w:proofErr w:type="spellStart"/>
             <w:r>
               <w:rPr>
                 <w:rFonts w:eastAsia="Calibri" w:cs="Times New Roman"/>
@@ -3996,7 +3847,6 @@
               </w:rPr>
               <w:t>MaxSheet</w:t>
             </w:r>
-            <w:proofErr w:type="spellEnd"/>
           </w:p>
         </w:tc>
         <w:tc>
@@ -4019,7 +3869,6 @@
                 <w:lang w:eastAsia="ru-RU"/>
               </w:rPr>
             </w:pPr>
-            <w:proofErr w:type="spellStart"/>
             <w:r>
               <w:rPr>
                 <w:rFonts w:eastAsia="Calibri" w:cs="Times New Roman"/>
@@ -4028,7 +3877,6 @@
               </w:rPr>
               <w:t>int</w:t>
             </w:r>
-            <w:proofErr w:type="spellEnd"/>
           </w:p>
         </w:tc>
         <w:tc>
@@ -4644,7 +4492,6 @@
               </w:rPr>
               <w:t xml:space="preserve">+ </w:t>
             </w:r>
-            <w:proofErr w:type="spellStart"/>
             <w:r>
               <w:rPr>
                 <w:rFonts w:eastAsia="Calibri" w:cs="Times New Roman"/>
@@ -4653,7 +4500,6 @@
               </w:rPr>
               <w:t>Ttile</w:t>
             </w:r>
-            <w:proofErr w:type="spellEnd"/>
           </w:p>
         </w:tc>
         <w:tc>
@@ -4810,7 +4656,6 @@
               </w:rPr>
               <w:t xml:space="preserve"> </w:t>
             </w:r>
-            <w:proofErr w:type="spellStart"/>
             <w:r>
               <w:rPr>
                 <w:rFonts w:eastAsia="Calibri" w:cs="Times New Roman"/>
@@ -4819,7 +4664,6 @@
               </w:rPr>
               <w:t>IsCorrectName</w:t>
             </w:r>
-            <w:proofErr w:type="spellEnd"/>
           </w:p>
         </w:tc>
         <w:tc>
@@ -4927,7 +4771,6 @@
               </w:rPr>
               <w:t xml:space="preserve"> </w:t>
             </w:r>
-            <w:proofErr w:type="spellStart"/>
             <w:r>
               <w:rPr>
                 <w:rFonts w:eastAsia="Calibri" w:cs="Times New Roman"/>
@@ -4936,7 +4779,6 @@
               </w:rPr>
               <w:t>TitleSplitAndJoin</w:t>
             </w:r>
-            <w:proofErr w:type="spellEnd"/>
           </w:p>
         </w:tc>
         <w:tc>
@@ -5038,7 +4880,6 @@
               </w:rPr>
               <w:t>+</w:t>
             </w:r>
-            <w:proofErr w:type="spellStart"/>
             <w:r>
               <w:rPr>
                 <w:rFonts w:eastAsia="Calibri" w:cs="Times New Roman"/>
@@ -5047,7 +4888,6 @@
               </w:rPr>
               <w:t>MakeSample</w:t>
             </w:r>
-            <w:proofErr w:type="spellEnd"/>
           </w:p>
         </w:tc>
         <w:tc>
@@ -5147,7 +4987,6 @@
               </w:rPr>
               <w:t xml:space="preserve"> </w:t>
             </w:r>
-            <w:proofErr w:type="spellStart"/>
             <w:r>
               <w:rPr>
                 <w:rFonts w:eastAsia="Calibri" w:cs="Times New Roman"/>
@@ -5156,7 +4995,6 @@
               </w:rPr>
               <w:t>ReverseFullname</w:t>
             </w:r>
-            <w:proofErr w:type="spellEnd"/>
           </w:p>
         </w:tc>
         <w:tc>
@@ -5264,7 +5102,6 @@
               </w:rPr>
               <w:t xml:space="preserve"> </w:t>
             </w:r>
-            <w:proofErr w:type="spellStart"/>
             <w:r>
               <w:rPr>
                 <w:rFonts w:eastAsia="Calibri" w:cs="Times New Roman"/>
@@ -5273,7 +5110,6 @@
               </w:rPr>
               <w:t>IsCorrectYear</w:t>
             </w:r>
-            <w:proofErr w:type="spellEnd"/>
           </w:p>
         </w:tc>
         <w:tc>
@@ -5381,7 +5217,6 @@
               </w:rPr>
               <w:t xml:space="preserve"> </w:t>
             </w:r>
-            <w:proofErr w:type="spellStart"/>
             <w:r>
               <w:rPr>
                 <w:rFonts w:eastAsia="Calibri" w:cs="Times New Roman"/>
@@ -5390,7 +5225,6 @@
               </w:rPr>
               <w:t>GetTypeName</w:t>
             </w:r>
-            <w:proofErr w:type="spellEnd"/>
           </w:p>
         </w:tc>
         <w:tc>
@@ -5490,7 +5324,6 @@
               </w:rPr>
               <w:t xml:space="preserve"> </w:t>
             </w:r>
-            <w:proofErr w:type="spellStart"/>
             <w:r>
               <w:rPr>
                 <w:rFonts w:eastAsia="Calibri" w:cs="Times New Roman"/>
@@ -5499,7 +5332,6 @@
               </w:rPr>
               <w:t>GetInfo</w:t>
             </w:r>
-            <w:proofErr w:type="spellEnd"/>
           </w:p>
         </w:tc>
         <w:tc>
@@ -5743,7 +5575,6 @@
         <w:t xml:space="preserve"> и </w:t>
       </w:r>
       <w:bookmarkStart w:id="12" w:name="_Hlk179984674"/>
-      <w:proofErr w:type="spellStart"/>
       <w:r>
         <w:rPr>
           <w:rFonts w:eastAsia="Times New Roman" w:cs="Times New Roman"/>
@@ -5765,7 +5596,6 @@
         <w:t>n</w:t>
       </w:r>
       <w:bookmarkEnd w:id="12"/>
-      <w:proofErr w:type="spellEnd"/>
       <w:r>
         <w:rPr>
           <w:rFonts w:eastAsia="Times New Roman" w:cs="Times New Roman"/>
@@ -5837,7 +5667,6 @@
         </w:rPr>
       </w:pPr>
       <w:bookmarkStart w:id="13" w:name="_Ref168303832"/>
-      <w:proofErr w:type="spellStart"/>
       <w:r>
         <w:rPr>
           <w:rFonts w:eastAsia="Times New Roman" w:cs="Times New Roman"/>
@@ -5845,17 +5674,7 @@
           <w:szCs w:val="24"/>
           <w:lang w:val="en-US" w:eastAsia="ru-RU"/>
         </w:rPr>
-        <w:t>Таблица</w:t>
-      </w:r>
-      <w:proofErr w:type="spellEnd"/>
-      <w:r>
-        <w:rPr>
-          <w:rFonts w:eastAsia="Times New Roman" w:cs="Times New Roman"/>
-          <w:sz w:val="24"/>
-          <w:szCs w:val="24"/>
-          <w:lang w:val="en-US" w:eastAsia="ru-RU"/>
-        </w:rPr>
-        <w:t xml:space="preserve"> </w:t>
+        <w:t xml:space="preserve">Таблица </w:t>
       </w:r>
       <w:r>
         <w:rPr>
@@ -5911,47 +5730,7 @@
           <w:szCs w:val="24"/>
           <w:lang w:val="en-US" w:eastAsia="ru-RU"/>
         </w:rPr>
-        <w:t xml:space="preserve"> – </w:t>
-      </w:r>
-      <w:proofErr w:type="spellStart"/>
-      <w:r>
-        <w:rPr>
-          <w:rFonts w:eastAsia="Times New Roman" w:cs="Times New Roman"/>
-          <w:sz w:val="24"/>
-          <w:szCs w:val="24"/>
-          <w:lang w:val="en-US" w:eastAsia="ru-RU"/>
-        </w:rPr>
-        <w:t>Описание</w:t>
-      </w:r>
-      <w:proofErr w:type="spellEnd"/>
-      <w:r>
-        <w:rPr>
-          <w:rFonts w:eastAsia="Times New Roman" w:cs="Times New Roman"/>
-          <w:sz w:val="24"/>
-          <w:szCs w:val="24"/>
-          <w:lang w:val="en-US" w:eastAsia="ru-RU"/>
-        </w:rPr>
-        <w:t xml:space="preserve"> </w:t>
-      </w:r>
-      <w:proofErr w:type="spellStart"/>
-      <w:r>
-        <w:rPr>
-          <w:rFonts w:eastAsia="Times New Roman" w:cs="Times New Roman"/>
-          <w:sz w:val="24"/>
-          <w:szCs w:val="24"/>
-          <w:lang w:val="en-US" w:eastAsia="ru-RU"/>
-        </w:rPr>
-        <w:t>класса</w:t>
-      </w:r>
-      <w:proofErr w:type="spellEnd"/>
-      <w:r>
-        <w:rPr>
-          <w:rFonts w:eastAsia="Times New Roman" w:cs="Times New Roman"/>
-          <w:sz w:val="24"/>
-          <w:szCs w:val="24"/>
-          <w:lang w:val="en-US" w:eastAsia="ru-RU"/>
-        </w:rPr>
-        <w:t xml:space="preserve"> </w:t>
+        <w:t xml:space="preserve"> – Описание класса </w:t>
       </w:r>
       <w:r>
         <w:rPr>
@@ -6001,7 +5780,6 @@
                 <w:lang w:val="en-US" w:eastAsia="ru-RU"/>
               </w:rPr>
             </w:pPr>
-            <w:proofErr w:type="spellStart"/>
             <w:r>
               <w:rPr>
                 <w:rFonts w:eastAsia="Calibri" w:cs="Times New Roman"/>
@@ -6010,7 +5788,6 @@
               </w:rPr>
               <w:t>Название</w:t>
             </w:r>
-            <w:proofErr w:type="spellEnd"/>
           </w:p>
         </w:tc>
         <w:tc>
@@ -6033,7 +5810,6 @@
                 <w:lang w:val="en-US" w:eastAsia="ru-RU"/>
               </w:rPr>
             </w:pPr>
-            <w:proofErr w:type="spellStart"/>
             <w:r>
               <w:rPr>
                 <w:rFonts w:eastAsia="Calibri" w:cs="Times New Roman"/>
@@ -6042,7 +5818,6 @@
               </w:rPr>
               <w:t>Тип</w:t>
             </w:r>
-            <w:proofErr w:type="spellEnd"/>
           </w:p>
         </w:tc>
         <w:tc>
@@ -6065,7 +5840,6 @@
                 <w:lang w:val="en-US" w:eastAsia="ru-RU"/>
               </w:rPr>
             </w:pPr>
-            <w:proofErr w:type="spellStart"/>
             <w:r>
               <w:rPr>
                 <w:rFonts w:eastAsia="Calibri" w:cs="Times New Roman"/>
@@ -6074,7 +5848,6 @@
               </w:rPr>
               <w:t>Описание</w:t>
             </w:r>
-            <w:proofErr w:type="spellEnd"/>
           </w:p>
         </w:tc>
       </w:tr>
@@ -6100,34 +5873,14 @@
                 <w:lang w:val="en-US" w:eastAsia="ru-RU"/>
               </w:rPr>
             </w:pPr>
-            <w:proofErr w:type="spellStart"/>
-            <w:r>
-              <w:rPr>
-                <w:rFonts w:eastAsia="Calibri" w:cs="Times New Roman"/>
-                <w:sz w:val="22"/>
-                <w:lang w:val="en-US" w:eastAsia="ru-RU"/>
-              </w:rPr>
-              <w:t>Описание</w:t>
-            </w:r>
-            <w:proofErr w:type="spellEnd"/>
-            <w:r>
-              <w:rPr>
-                <w:rFonts w:eastAsia="Calibri" w:cs="Times New Roman"/>
-                <w:sz w:val="22"/>
-                <w:lang w:val="en-US" w:eastAsia="ru-RU"/>
-              </w:rPr>
-              <w:t xml:space="preserve"> </w:t>
-            </w:r>
-            <w:proofErr w:type="spellStart"/>
-            <w:r>
-              <w:rPr>
-                <w:rFonts w:eastAsia="Calibri" w:cs="Times New Roman"/>
-                <w:sz w:val="22"/>
-                <w:lang w:val="en-US" w:eastAsia="ru-RU"/>
-              </w:rPr>
-              <w:t>класса</w:t>
-            </w:r>
-            <w:proofErr w:type="spellEnd"/>
+            <w:r>
+              <w:rPr>
+                <w:rFonts w:eastAsia="Calibri" w:cs="Times New Roman"/>
+                <w:sz w:val="22"/>
+                <w:lang w:val="en-US" w:eastAsia="ru-RU"/>
+              </w:rPr>
+              <w:t>Описание класса</w:t>
+            </w:r>
           </w:p>
         </w:tc>
       </w:tr>
@@ -6212,7 +5965,6 @@
                 <w:lang w:val="en-US" w:eastAsia="ru-RU"/>
               </w:rPr>
             </w:pPr>
-            <w:proofErr w:type="spellStart"/>
             <w:r>
               <w:rPr>
                 <w:rFonts w:eastAsia="Calibri" w:cs="Times New Roman"/>
@@ -6221,7 +5973,6 @@
               </w:rPr>
               <w:t>Поля</w:t>
             </w:r>
-            <w:proofErr w:type="spellEnd"/>
           </w:p>
         </w:tc>
       </w:tr>
@@ -6263,18 +6014,8 @@
                 <w:sz w:val="22"/>
                 <w:lang w:val="en-US" w:eastAsia="ru-RU"/>
               </w:rPr>
-              <w:t>_</w:t>
-            </w:r>
-            <w:proofErr w:type="spellStart"/>
-            <w:r>
-              <w:rPr>
-                <w:rFonts w:eastAsia="Calibri" w:cs="Times New Roman"/>
-                <w:sz w:val="22"/>
-                <w:lang w:val="en-US" w:eastAsia="ru-RU"/>
-              </w:rPr>
-              <w:t>placeOfPublication</w:t>
-            </w:r>
-            <w:proofErr w:type="spellEnd"/>
+              <w:t>_placeOfPublication</w:t>
+            </w:r>
           </w:p>
         </w:tc>
         <w:tc>
@@ -6376,18 +6117,8 @@
                 <w:sz w:val="22"/>
                 <w:lang w:val="en-US" w:eastAsia="ru-RU"/>
               </w:rPr>
-              <w:t>_</w:t>
-            </w:r>
-            <w:proofErr w:type="spellStart"/>
-            <w:r>
-              <w:rPr>
-                <w:rFonts w:eastAsia="Calibri" w:cs="Times New Roman"/>
-                <w:sz w:val="22"/>
-                <w:lang w:val="en-US" w:eastAsia="ru-RU"/>
-              </w:rPr>
-              <w:t>publishingHouse</w:t>
-            </w:r>
-            <w:proofErr w:type="spellEnd"/>
+              <w:t>_publishingHouse</w:t>
+            </w:r>
           </w:p>
         </w:tc>
         <w:tc>
@@ -6489,18 +6220,8 @@
                 <w:sz w:val="22"/>
                 <w:lang w:val="en-US" w:eastAsia="ru-RU"/>
               </w:rPr>
-              <w:t>_</w:t>
-            </w:r>
-            <w:proofErr w:type="spellStart"/>
-            <w:r>
-              <w:rPr>
-                <w:rFonts w:eastAsia="Calibri" w:cs="Times New Roman"/>
-                <w:sz w:val="22"/>
-                <w:lang w:val="en-US" w:eastAsia="ru-RU"/>
-              </w:rPr>
-              <w:t>additionalInformation</w:t>
-            </w:r>
-            <w:proofErr w:type="spellEnd"/>
+              <w:t>_additionalInformation</w:t>
+            </w:r>
           </w:p>
         </w:tc>
         <w:tc>
@@ -6705,7 +6426,6 @@
                 <w:lang w:val="en-US" w:eastAsia="ru-RU"/>
               </w:rPr>
             </w:pPr>
-            <w:proofErr w:type="spellStart"/>
             <w:r>
               <w:rPr>
                 <w:rFonts w:eastAsia="Calibri" w:cs="Times New Roman"/>
@@ -6714,7 +6434,6 @@
               </w:rPr>
               <w:t>Свойства</w:t>
             </w:r>
-            <w:proofErr w:type="spellEnd"/>
           </w:p>
         </w:tc>
       </w:tr>
@@ -6745,18 +6464,8 @@
                 <w:sz w:val="22"/>
                 <w:lang w:val="en-US" w:eastAsia="ru-RU"/>
               </w:rPr>
-              <w:t xml:space="preserve">+ </w:t>
-            </w:r>
-            <w:proofErr w:type="spellStart"/>
-            <w:r>
-              <w:rPr>
-                <w:rFonts w:eastAsia="Calibri" w:cs="Times New Roman"/>
-                <w:sz w:val="22"/>
-                <w:lang w:val="en-US" w:eastAsia="ru-RU"/>
-              </w:rPr>
-              <w:t>PlaceOfPublication</w:t>
-            </w:r>
-            <w:proofErr w:type="spellEnd"/>
+              <w:t>+ PlaceOfPublication</w:t>
+            </w:r>
           </w:p>
         </w:tc>
         <w:tc>
@@ -6847,18 +6556,8 @@
                 <w:sz w:val="22"/>
                 <w:lang w:val="en-US" w:eastAsia="ru-RU"/>
               </w:rPr>
-              <w:t xml:space="preserve">+ </w:t>
-            </w:r>
-            <w:proofErr w:type="spellStart"/>
-            <w:r>
-              <w:rPr>
-                <w:rFonts w:eastAsia="Calibri" w:cs="Times New Roman"/>
-                <w:sz w:val="22"/>
-                <w:lang w:val="en-US" w:eastAsia="ru-RU"/>
-              </w:rPr>
-              <w:t>PublishingHouse</w:t>
-            </w:r>
-            <w:proofErr w:type="spellEnd"/>
+              <w:t>+ PublishingHouse</w:t>
+            </w:r>
           </w:p>
         </w:tc>
         <w:tc>
@@ -6949,18 +6648,8 @@
                 <w:sz w:val="22"/>
                 <w:lang w:val="en-US" w:eastAsia="ru-RU"/>
               </w:rPr>
-              <w:t xml:space="preserve">+ </w:t>
-            </w:r>
-            <w:proofErr w:type="spellStart"/>
-            <w:r>
-              <w:rPr>
-                <w:rFonts w:eastAsia="Calibri" w:cs="Times New Roman"/>
-                <w:sz w:val="22"/>
-                <w:lang w:val="en-US" w:eastAsia="ru-RU"/>
-              </w:rPr>
-              <w:t>AdditionalInformation</w:t>
-            </w:r>
-            <w:proofErr w:type="spellEnd"/>
+              <w:t>+ AdditionalInformation</w:t>
+            </w:r>
           </w:p>
         </w:tc>
         <w:tc>
@@ -7186,7 +6875,6 @@
               </w:rPr>
               <w:t xml:space="preserve"> </w:t>
             </w:r>
-            <w:proofErr w:type="spellStart"/>
             <w:r>
               <w:rPr>
                 <w:rFonts w:eastAsia="Calibri" w:cs="Times New Roman"/>
@@ -7195,7 +6883,6 @@
               </w:rPr>
               <w:t>IsCorrectSheet</w:t>
             </w:r>
-            <w:proofErr w:type="spellEnd"/>
           </w:p>
         </w:tc>
         <w:tc>
@@ -7296,7 +6983,6 @@
               </w:rPr>
               <w:t xml:space="preserve"> </w:t>
             </w:r>
-            <w:proofErr w:type="spellStart"/>
             <w:r>
               <w:rPr>
                 <w:rFonts w:eastAsia="Calibri" w:cs="Times New Roman"/>
@@ -7305,7 +6991,6 @@
               </w:rPr>
               <w:t>GetTypeName</w:t>
             </w:r>
-            <w:proofErr w:type="spellEnd"/>
           </w:p>
         </w:tc>
         <w:tc>
@@ -7406,7 +7091,6 @@
               </w:rPr>
               <w:t xml:space="preserve"> </w:t>
             </w:r>
-            <w:proofErr w:type="spellStart"/>
             <w:r>
               <w:rPr>
                 <w:rFonts w:eastAsia="Calibri" w:cs="Times New Roman"/>
@@ -7415,7 +7099,6 @@
               </w:rPr>
               <w:t>IsCorrectSheet</w:t>
             </w:r>
-            <w:proofErr w:type="spellEnd"/>
           </w:p>
         </w:tc>
         <w:tc>
@@ -7514,7 +7197,6 @@
           <w:lang w:val="en-US" w:eastAsia="ru-RU"/>
         </w:rPr>
       </w:pPr>
-      <w:proofErr w:type="spellStart"/>
       <w:r>
         <w:rPr>
           <w:rFonts w:eastAsia="Times New Roman" w:cs="Times New Roman"/>
@@ -7522,17 +7204,7 @@
           <w:szCs w:val="24"/>
           <w:lang w:val="en-US" w:eastAsia="ru-RU"/>
         </w:rPr>
-        <w:t>Таблица</w:t>
-      </w:r>
-      <w:proofErr w:type="spellEnd"/>
-      <w:r>
-        <w:rPr>
-          <w:rFonts w:eastAsia="Times New Roman" w:cs="Times New Roman"/>
-          <w:sz w:val="24"/>
-          <w:szCs w:val="24"/>
-          <w:lang w:val="en-US" w:eastAsia="ru-RU"/>
-        </w:rPr>
-        <w:t xml:space="preserve"> </w:t>
+        <w:t xml:space="preserve">Таблица </w:t>
       </w:r>
       <w:r>
         <w:rPr>
@@ -7587,47 +7259,7 @@
           <w:szCs w:val="24"/>
           <w:lang w:val="en-US" w:eastAsia="ru-RU"/>
         </w:rPr>
-        <w:t xml:space="preserve"> – </w:t>
-      </w:r>
-      <w:proofErr w:type="spellStart"/>
-      <w:r>
-        <w:rPr>
-          <w:rFonts w:eastAsia="Times New Roman" w:cs="Times New Roman"/>
-          <w:sz w:val="24"/>
-          <w:szCs w:val="24"/>
-          <w:lang w:val="en-US" w:eastAsia="ru-RU"/>
-        </w:rPr>
-        <w:t>Описание</w:t>
-      </w:r>
-      <w:proofErr w:type="spellEnd"/>
-      <w:r>
-        <w:rPr>
-          <w:rFonts w:eastAsia="Times New Roman" w:cs="Times New Roman"/>
-          <w:sz w:val="24"/>
-          <w:szCs w:val="24"/>
-          <w:lang w:val="en-US" w:eastAsia="ru-RU"/>
-        </w:rPr>
-        <w:t xml:space="preserve"> </w:t>
-      </w:r>
-      <w:proofErr w:type="spellStart"/>
-      <w:r>
-        <w:rPr>
-          <w:rFonts w:eastAsia="Times New Roman" w:cs="Times New Roman"/>
-          <w:sz w:val="24"/>
-          <w:szCs w:val="24"/>
-          <w:lang w:val="en-US" w:eastAsia="ru-RU"/>
-        </w:rPr>
-        <w:t>класса</w:t>
-      </w:r>
-      <w:proofErr w:type="spellEnd"/>
-      <w:r>
-        <w:rPr>
-          <w:rFonts w:eastAsia="Times New Roman" w:cs="Times New Roman"/>
-          <w:sz w:val="24"/>
-          <w:szCs w:val="24"/>
-          <w:lang w:val="en-US" w:eastAsia="ru-RU"/>
-        </w:rPr>
-        <w:t xml:space="preserve"> </w:t>
+        <w:t xml:space="preserve"> – Описание класса </w:t>
       </w:r>
       <w:r>
         <w:rPr>
@@ -7677,7 +7309,6 @@
                 <w:lang w:val="en-US" w:eastAsia="ru-RU"/>
               </w:rPr>
             </w:pPr>
-            <w:proofErr w:type="spellStart"/>
             <w:r>
               <w:rPr>
                 <w:rFonts w:eastAsia="Calibri" w:cs="Times New Roman"/>
@@ -7686,7 +7317,6 @@
               </w:rPr>
               <w:t>Название</w:t>
             </w:r>
-            <w:proofErr w:type="spellEnd"/>
           </w:p>
         </w:tc>
         <w:tc>
@@ -7709,7 +7339,6 @@
                 <w:lang w:val="en-US" w:eastAsia="ru-RU"/>
               </w:rPr>
             </w:pPr>
-            <w:proofErr w:type="spellStart"/>
             <w:r>
               <w:rPr>
                 <w:rFonts w:eastAsia="Calibri" w:cs="Times New Roman"/>
@@ -7718,7 +7347,6 @@
               </w:rPr>
               <w:t>Тип</w:t>
             </w:r>
-            <w:proofErr w:type="spellEnd"/>
           </w:p>
         </w:tc>
         <w:tc>
@@ -7741,7 +7369,6 @@
                 <w:lang w:val="en-US" w:eastAsia="ru-RU"/>
               </w:rPr>
             </w:pPr>
-            <w:proofErr w:type="spellStart"/>
             <w:r>
               <w:rPr>
                 <w:rFonts w:eastAsia="Calibri" w:cs="Times New Roman"/>
@@ -7750,7 +7377,6 @@
               </w:rPr>
               <w:t>Описание</w:t>
             </w:r>
-            <w:proofErr w:type="spellEnd"/>
           </w:p>
         </w:tc>
       </w:tr>
@@ -7776,34 +7402,14 @@
                 <w:lang w:val="en-US" w:eastAsia="ru-RU"/>
               </w:rPr>
             </w:pPr>
-            <w:proofErr w:type="spellStart"/>
-            <w:r>
-              <w:rPr>
-                <w:rFonts w:eastAsia="Calibri" w:cs="Times New Roman"/>
-                <w:sz w:val="22"/>
-                <w:lang w:val="en-US" w:eastAsia="ru-RU"/>
-              </w:rPr>
-              <w:t>Описание</w:t>
-            </w:r>
-            <w:proofErr w:type="spellEnd"/>
-            <w:r>
-              <w:rPr>
-                <w:rFonts w:eastAsia="Calibri" w:cs="Times New Roman"/>
-                <w:sz w:val="22"/>
-                <w:lang w:val="en-US" w:eastAsia="ru-RU"/>
-              </w:rPr>
-              <w:t xml:space="preserve"> </w:t>
-            </w:r>
-            <w:proofErr w:type="spellStart"/>
-            <w:r>
-              <w:rPr>
-                <w:rFonts w:eastAsia="Calibri" w:cs="Times New Roman"/>
-                <w:sz w:val="22"/>
-                <w:lang w:val="en-US" w:eastAsia="ru-RU"/>
-              </w:rPr>
-              <w:t>класса</w:t>
-            </w:r>
-            <w:proofErr w:type="spellEnd"/>
+            <w:r>
+              <w:rPr>
+                <w:rFonts w:eastAsia="Calibri" w:cs="Times New Roman"/>
+                <w:sz w:val="22"/>
+                <w:lang w:val="en-US" w:eastAsia="ru-RU"/>
+              </w:rPr>
+              <w:t>Описание класса</w:t>
+            </w:r>
           </w:p>
         </w:tc>
       </w:tr>
@@ -7886,7 +7492,6 @@
                 <w:lang w:val="en-US" w:eastAsia="ru-RU"/>
               </w:rPr>
             </w:pPr>
-            <w:proofErr w:type="spellStart"/>
             <w:r>
               <w:rPr>
                 <w:rFonts w:eastAsia="Calibri" w:cs="Times New Roman"/>
@@ -7895,7 +7500,6 @@
               </w:rPr>
               <w:t>Поля</w:t>
             </w:r>
-            <w:proofErr w:type="spellEnd"/>
           </w:p>
         </w:tc>
       </w:tr>
@@ -7937,18 +7541,8 @@
                 <w:sz w:val="22"/>
                 <w:lang w:val="en-US" w:eastAsia="ru-RU"/>
               </w:rPr>
-              <w:t>_</w:t>
-            </w:r>
-            <w:proofErr w:type="spellStart"/>
-            <w:r>
-              <w:rPr>
-                <w:rFonts w:eastAsia="Calibri" w:cs="Times New Roman"/>
-                <w:sz w:val="22"/>
-                <w:lang w:val="en-US" w:eastAsia="ru-RU"/>
-              </w:rPr>
-              <w:t>nameOfMagazine</w:t>
-            </w:r>
-            <w:proofErr w:type="spellEnd"/>
+              <w:t>_nameOfMagazine</w:t>
+            </w:r>
           </w:p>
         </w:tc>
         <w:tc>
@@ -8050,18 +7644,8 @@
                 <w:sz w:val="22"/>
                 <w:lang w:val="en-US" w:eastAsia="ru-RU"/>
               </w:rPr>
-              <w:t>_</w:t>
-            </w:r>
-            <w:proofErr w:type="spellStart"/>
-            <w:r>
-              <w:rPr>
-                <w:rFonts w:eastAsia="Calibri" w:cs="Times New Roman"/>
-                <w:sz w:val="22"/>
-                <w:lang w:val="en-US" w:eastAsia="ru-RU"/>
-              </w:rPr>
-              <w:t>startSheet</w:t>
-            </w:r>
-            <w:proofErr w:type="spellEnd"/>
+              <w:t>_startSheet</w:t>
+            </w:r>
           </w:p>
         </w:tc>
         <w:tc>
@@ -8171,18 +7755,8 @@
                 <w:sz w:val="22"/>
                 <w:lang w:val="en-US" w:eastAsia="ru-RU"/>
               </w:rPr>
-              <w:t>_</w:t>
-            </w:r>
-            <w:proofErr w:type="spellStart"/>
-            <w:r>
-              <w:rPr>
-                <w:rFonts w:eastAsia="Calibri" w:cs="Times New Roman"/>
-                <w:sz w:val="22"/>
-                <w:lang w:val="en-US" w:eastAsia="ru-RU"/>
-              </w:rPr>
-              <w:t>endSheet</w:t>
-            </w:r>
-            <w:proofErr w:type="spellEnd"/>
+              <w:t>_endSheet</w:t>
+            </w:r>
           </w:p>
         </w:tc>
         <w:tc>
@@ -8268,7 +7842,6 @@
                 <w:lang w:val="en-US" w:eastAsia="ru-RU"/>
               </w:rPr>
             </w:pPr>
-            <w:proofErr w:type="spellStart"/>
             <w:r>
               <w:rPr>
                 <w:rFonts w:eastAsia="Calibri" w:cs="Times New Roman"/>
@@ -8277,7 +7850,6 @@
               </w:rPr>
               <w:t>Свойства</w:t>
             </w:r>
-            <w:proofErr w:type="spellEnd"/>
           </w:p>
         </w:tc>
       </w:tr>
@@ -8308,18 +7880,8 @@
                 <w:sz w:val="22"/>
                 <w:lang w:val="en-US" w:eastAsia="ru-RU"/>
               </w:rPr>
-              <w:t xml:space="preserve">+ </w:t>
-            </w:r>
-            <w:proofErr w:type="spellStart"/>
-            <w:r>
-              <w:rPr>
-                <w:rFonts w:eastAsia="Calibri" w:cs="Times New Roman"/>
-                <w:sz w:val="22"/>
-                <w:lang w:val="en-US" w:eastAsia="ru-RU"/>
-              </w:rPr>
-              <w:t>NameOfMagazine</w:t>
-            </w:r>
-            <w:proofErr w:type="spellEnd"/>
+              <w:t>+ NameOfMagazine</w:t>
+            </w:r>
           </w:p>
         </w:tc>
         <w:tc>
@@ -8410,18 +7972,8 @@
                 <w:sz w:val="22"/>
                 <w:lang w:val="en-US" w:eastAsia="ru-RU"/>
               </w:rPr>
-              <w:t xml:space="preserve">+ </w:t>
-            </w:r>
-            <w:proofErr w:type="spellStart"/>
-            <w:r>
-              <w:rPr>
-                <w:rFonts w:eastAsia="Calibri" w:cs="Times New Roman"/>
-                <w:sz w:val="22"/>
-                <w:lang w:val="en-US" w:eastAsia="ru-RU"/>
-              </w:rPr>
-              <w:t>StartSheet</w:t>
-            </w:r>
-            <w:proofErr w:type="spellEnd"/>
+              <w:t>+ StartSheet</w:t>
+            </w:r>
           </w:p>
         </w:tc>
         <w:tc>
@@ -8512,18 +8064,8 @@
                 <w:sz w:val="22"/>
                 <w:lang w:val="en-US" w:eastAsia="ru-RU"/>
               </w:rPr>
-              <w:t xml:space="preserve">+ </w:t>
-            </w:r>
-            <w:proofErr w:type="spellStart"/>
-            <w:r>
-              <w:rPr>
-                <w:rFonts w:eastAsia="Calibri" w:cs="Times New Roman"/>
-                <w:sz w:val="22"/>
-                <w:lang w:val="en-US" w:eastAsia="ru-RU"/>
-              </w:rPr>
-              <w:t>EndSheet</w:t>
-            </w:r>
-            <w:proofErr w:type="spellEnd"/>
+              <w:t>+ EndSheet</w:t>
+            </w:r>
           </w:p>
         </w:tc>
         <w:tc>
@@ -8657,7 +8199,6 @@
               </w:rPr>
               <w:t xml:space="preserve"> </w:t>
             </w:r>
-            <w:proofErr w:type="spellStart"/>
             <w:r>
               <w:rPr>
                 <w:rFonts w:eastAsia="Calibri" w:cs="Times New Roman"/>
@@ -8666,7 +8207,6 @@
               </w:rPr>
               <w:t>IsCorrectStartSheet</w:t>
             </w:r>
-            <w:proofErr w:type="spellEnd"/>
           </w:p>
         </w:tc>
         <w:tc>
@@ -8765,18 +8305,8 @@
                 <w:sz w:val="22"/>
                 <w:lang w:val="en-US" w:eastAsia="ru-RU"/>
               </w:rPr>
-              <w:t xml:space="preserve"> </w:t>
-            </w:r>
-            <w:proofErr w:type="spellStart"/>
-            <w:r>
-              <w:rPr>
-                <w:rFonts w:eastAsia="Calibri" w:cs="Times New Roman"/>
-                <w:sz w:val="22"/>
-                <w:lang w:val="en-US" w:eastAsia="ru-RU"/>
-              </w:rPr>
-              <w:t>IsCorrectEndSheet</w:t>
-            </w:r>
-            <w:proofErr w:type="spellEnd"/>
+              <w:t xml:space="preserve"> IsCorrectEndSheet</w:t>
+            </w:r>
           </w:p>
         </w:tc>
         <w:tc>
@@ -8877,7 +8407,6 @@
               </w:rPr>
               <w:t xml:space="preserve"> </w:t>
             </w:r>
-            <w:proofErr w:type="spellStart"/>
             <w:r>
               <w:rPr>
                 <w:rFonts w:eastAsia="Calibri" w:cs="Times New Roman"/>
@@ -8886,7 +8415,6 @@
               </w:rPr>
               <w:t>IsEndSheetBigger</w:t>
             </w:r>
-            <w:proofErr w:type="spellEnd"/>
           </w:p>
         </w:tc>
         <w:tc>
@@ -8987,7 +8515,6 @@
               </w:rPr>
               <w:t xml:space="preserve"> </w:t>
             </w:r>
-            <w:proofErr w:type="spellStart"/>
             <w:r>
               <w:rPr>
                 <w:rFonts w:eastAsia="Calibri" w:cs="Times New Roman"/>
@@ -8996,7 +8523,6 @@
               </w:rPr>
               <w:t>GetTypeName</w:t>
             </w:r>
-            <w:proofErr w:type="spellEnd"/>
           </w:p>
         </w:tc>
         <w:tc>
@@ -9089,7 +8615,6 @@
               </w:rPr>
               <w:t xml:space="preserve">+ </w:t>
             </w:r>
-            <w:proofErr w:type="spellStart"/>
             <w:r>
               <w:rPr>
                 <w:rFonts w:eastAsia="Calibri" w:cs="Times New Roman"/>
@@ -9098,7 +8623,6 @@
               </w:rPr>
               <w:t>GetInfo</w:t>
             </w:r>
-            <w:proofErr w:type="spellEnd"/>
           </w:p>
         </w:tc>
         <w:tc>
@@ -9198,7 +8722,6 @@
         </w:rPr>
       </w:pPr>
       <w:bookmarkStart w:id="14" w:name="_Ref168303837"/>
-      <w:proofErr w:type="spellStart"/>
       <w:r>
         <w:rPr>
           <w:rFonts w:eastAsia="Times New Roman" w:cs="Times New Roman"/>
@@ -9206,17 +8729,7 @@
           <w:szCs w:val="24"/>
           <w:lang w:val="en-US" w:eastAsia="ru-RU"/>
         </w:rPr>
-        <w:t>Таблица</w:t>
-      </w:r>
-      <w:proofErr w:type="spellEnd"/>
-      <w:r>
-        <w:rPr>
-          <w:rFonts w:eastAsia="Times New Roman" w:cs="Times New Roman"/>
-          <w:sz w:val="24"/>
-          <w:szCs w:val="24"/>
-          <w:lang w:val="en-US" w:eastAsia="ru-RU"/>
-        </w:rPr>
-        <w:t xml:space="preserve"> </w:t>
+        <w:t xml:space="preserve">Таблица </w:t>
       </w:r>
       <w:r>
         <w:rPr>
@@ -9272,47 +8785,7 @@
           <w:szCs w:val="24"/>
           <w:lang w:val="en-US" w:eastAsia="ru-RU"/>
         </w:rPr>
-        <w:t xml:space="preserve"> – </w:t>
-      </w:r>
-      <w:proofErr w:type="spellStart"/>
-      <w:r>
-        <w:rPr>
-          <w:rFonts w:eastAsia="Times New Roman" w:cs="Times New Roman"/>
-          <w:sz w:val="24"/>
-          <w:szCs w:val="24"/>
-          <w:lang w:val="en-US" w:eastAsia="ru-RU"/>
-        </w:rPr>
-        <w:t>Описание</w:t>
-      </w:r>
-      <w:proofErr w:type="spellEnd"/>
-      <w:r>
-        <w:rPr>
-          <w:rFonts w:eastAsia="Times New Roman" w:cs="Times New Roman"/>
-          <w:sz w:val="24"/>
-          <w:szCs w:val="24"/>
-          <w:lang w:val="en-US" w:eastAsia="ru-RU"/>
-        </w:rPr>
-        <w:t xml:space="preserve"> </w:t>
-      </w:r>
-      <w:proofErr w:type="spellStart"/>
-      <w:r>
-        <w:rPr>
-          <w:rFonts w:eastAsia="Times New Roman" w:cs="Times New Roman"/>
-          <w:sz w:val="24"/>
-          <w:szCs w:val="24"/>
-          <w:lang w:val="en-US" w:eastAsia="ru-RU"/>
-        </w:rPr>
-        <w:t>класса</w:t>
-      </w:r>
-      <w:proofErr w:type="spellEnd"/>
-      <w:r>
-        <w:rPr>
-          <w:rFonts w:eastAsia="Times New Roman" w:cs="Times New Roman"/>
-          <w:sz w:val="24"/>
-          <w:szCs w:val="24"/>
-          <w:lang w:val="en-US" w:eastAsia="ru-RU"/>
-        </w:rPr>
-        <w:t xml:space="preserve"> </w:t>
+        <w:t xml:space="preserve"> – Описание класса </w:t>
       </w:r>
       <w:r>
         <w:rPr>
@@ -9362,7 +8835,6 @@
                 <w:lang w:val="en-US" w:eastAsia="ru-RU"/>
               </w:rPr>
             </w:pPr>
-            <w:proofErr w:type="spellStart"/>
             <w:r>
               <w:rPr>
                 <w:rFonts w:eastAsia="Calibri" w:cs="Times New Roman"/>
@@ -9371,7 +8843,6 @@
               </w:rPr>
               <w:t>Название</w:t>
             </w:r>
-            <w:proofErr w:type="spellEnd"/>
           </w:p>
         </w:tc>
         <w:tc>
@@ -9394,7 +8865,6 @@
                 <w:lang w:val="en-US" w:eastAsia="ru-RU"/>
               </w:rPr>
             </w:pPr>
-            <w:proofErr w:type="spellStart"/>
             <w:r>
               <w:rPr>
                 <w:rFonts w:eastAsia="Calibri" w:cs="Times New Roman"/>
@@ -9403,7 +8873,6 @@
               </w:rPr>
               <w:t>Тип</w:t>
             </w:r>
-            <w:proofErr w:type="spellEnd"/>
           </w:p>
         </w:tc>
         <w:tc>
@@ -9426,7 +8895,6 @@
                 <w:lang w:val="en-US" w:eastAsia="ru-RU"/>
               </w:rPr>
             </w:pPr>
-            <w:proofErr w:type="spellStart"/>
             <w:r>
               <w:rPr>
                 <w:rFonts w:eastAsia="Calibri" w:cs="Times New Roman"/>
@@ -9435,7 +8903,6 @@
               </w:rPr>
               <w:t>Описание</w:t>
             </w:r>
-            <w:proofErr w:type="spellEnd"/>
           </w:p>
         </w:tc>
       </w:tr>
@@ -9461,34 +8928,14 @@
                 <w:lang w:val="en-US" w:eastAsia="ru-RU"/>
               </w:rPr>
             </w:pPr>
-            <w:proofErr w:type="spellStart"/>
-            <w:r>
-              <w:rPr>
-                <w:rFonts w:eastAsia="Calibri" w:cs="Times New Roman"/>
-                <w:sz w:val="22"/>
-                <w:lang w:val="en-US" w:eastAsia="ru-RU"/>
-              </w:rPr>
-              <w:t>Описание</w:t>
-            </w:r>
-            <w:proofErr w:type="spellEnd"/>
-            <w:r>
-              <w:rPr>
-                <w:rFonts w:eastAsia="Calibri" w:cs="Times New Roman"/>
-                <w:sz w:val="22"/>
-                <w:lang w:val="en-US" w:eastAsia="ru-RU"/>
-              </w:rPr>
-              <w:t xml:space="preserve"> </w:t>
-            </w:r>
-            <w:proofErr w:type="spellStart"/>
-            <w:r>
-              <w:rPr>
-                <w:rFonts w:eastAsia="Calibri" w:cs="Times New Roman"/>
-                <w:sz w:val="22"/>
-                <w:lang w:val="en-US" w:eastAsia="ru-RU"/>
-              </w:rPr>
-              <w:t>класса</w:t>
-            </w:r>
-            <w:proofErr w:type="spellEnd"/>
+            <w:r>
+              <w:rPr>
+                <w:rFonts w:eastAsia="Calibri" w:cs="Times New Roman"/>
+                <w:sz w:val="22"/>
+                <w:lang w:val="en-US" w:eastAsia="ru-RU"/>
+              </w:rPr>
+              <w:t>Описание класса</w:t>
+            </w:r>
           </w:p>
         </w:tc>
       </w:tr>
@@ -9587,7 +9034,6 @@
                 <w:lang w:val="en-US" w:eastAsia="ru-RU"/>
               </w:rPr>
             </w:pPr>
-            <w:proofErr w:type="spellStart"/>
             <w:r>
               <w:rPr>
                 <w:rFonts w:eastAsia="Calibri" w:cs="Times New Roman"/>
@@ -9597,7 +9043,6 @@
               <w:lastRenderedPageBreak/>
               <w:t>Поля</w:t>
             </w:r>
-            <w:proofErr w:type="spellEnd"/>
           </w:p>
         </w:tc>
       </w:tr>
@@ -9647,7 +9092,6 @@
               </w:rPr>
               <w:t xml:space="preserve"> </w:t>
             </w:r>
-            <w:proofErr w:type="spellStart"/>
             <w:r>
               <w:rPr>
                 <w:rFonts w:eastAsia="Calibri" w:cs="Times New Roman"/>
@@ -9656,7 +9100,6 @@
               </w:rPr>
               <w:t>nameOfArticle</w:t>
             </w:r>
-            <w:proofErr w:type="spellEnd"/>
           </w:p>
         </w:tc>
         <w:tc>
@@ -9758,18 +9201,8 @@
                 <w:sz w:val="22"/>
                 <w:lang w:val="en-US" w:eastAsia="ru-RU"/>
               </w:rPr>
-              <w:t>_</w:t>
-            </w:r>
-            <w:proofErr w:type="spellStart"/>
-            <w:r>
-              <w:rPr>
-                <w:rFonts w:eastAsia="Calibri" w:cs="Times New Roman"/>
-                <w:sz w:val="22"/>
-                <w:lang w:val="en-US" w:eastAsia="ru-RU"/>
-              </w:rPr>
-              <w:t>placeOfPublication</w:t>
-            </w:r>
-            <w:proofErr w:type="spellEnd"/>
+              <w:t>_placeOfPublication</w:t>
+            </w:r>
           </w:p>
         </w:tc>
         <w:tc>
@@ -9871,18 +9304,8 @@
                 <w:sz w:val="22"/>
                 <w:lang w:val="en-US" w:eastAsia="ru-RU"/>
               </w:rPr>
-              <w:t>_</w:t>
-            </w:r>
-            <w:proofErr w:type="spellStart"/>
-            <w:r>
-              <w:rPr>
-                <w:rFonts w:eastAsia="Calibri" w:cs="Times New Roman"/>
-                <w:sz w:val="22"/>
-                <w:lang w:val="en-US" w:eastAsia="ru-RU"/>
-              </w:rPr>
-              <w:t>publishingHouse</w:t>
-            </w:r>
-            <w:proofErr w:type="spellEnd"/>
+              <w:t>_publishingHouse</w:t>
+            </w:r>
           </w:p>
         </w:tc>
         <w:tc>
@@ -9984,18 +9407,8 @@
                 <w:sz w:val="22"/>
                 <w:lang w:val="en-US" w:eastAsia="ru-RU"/>
               </w:rPr>
-              <w:t>_</w:t>
-            </w:r>
-            <w:proofErr w:type="spellStart"/>
-            <w:r>
-              <w:rPr>
-                <w:rFonts w:eastAsia="Calibri" w:cs="Times New Roman"/>
-                <w:sz w:val="22"/>
-                <w:lang w:val="en-US" w:eastAsia="ru-RU"/>
-              </w:rPr>
-              <w:t>startSheet</w:t>
-            </w:r>
-            <w:proofErr w:type="spellEnd"/>
+              <w:t>_startSheet</w:t>
+            </w:r>
           </w:p>
         </w:tc>
         <w:tc>
@@ -10105,18 +9518,8 @@
                 <w:sz w:val="22"/>
                 <w:lang w:val="en-US" w:eastAsia="ru-RU"/>
               </w:rPr>
-              <w:t>_</w:t>
-            </w:r>
-            <w:proofErr w:type="spellStart"/>
-            <w:r>
-              <w:rPr>
-                <w:rFonts w:eastAsia="Calibri" w:cs="Times New Roman"/>
-                <w:sz w:val="22"/>
-                <w:lang w:val="en-US" w:eastAsia="ru-RU"/>
-              </w:rPr>
-              <w:t>endSheet</w:t>
-            </w:r>
-            <w:proofErr w:type="spellEnd"/>
+              <w:t>_endSheet</w:t>
+            </w:r>
           </w:p>
         </w:tc>
         <w:tc>
@@ -10202,7 +9605,6 @@
                 <w:lang w:val="en-US" w:eastAsia="ru-RU"/>
               </w:rPr>
             </w:pPr>
-            <w:proofErr w:type="spellStart"/>
             <w:r>
               <w:rPr>
                 <w:rFonts w:eastAsia="Calibri" w:cs="Times New Roman"/>
@@ -10211,7 +9613,6 @@
               </w:rPr>
               <w:t>Свойства</w:t>
             </w:r>
-            <w:proofErr w:type="spellEnd"/>
           </w:p>
         </w:tc>
       </w:tr>
@@ -10244,7 +9645,6 @@
               </w:rPr>
               <w:t xml:space="preserve">+ </w:t>
             </w:r>
-            <w:proofErr w:type="spellStart"/>
             <w:r>
               <w:rPr>
                 <w:rFonts w:eastAsia="Calibri" w:cs="Times New Roman"/>
@@ -10253,7 +9653,6 @@
               </w:rPr>
               <w:t>NameOfArticle</w:t>
             </w:r>
-            <w:proofErr w:type="spellEnd"/>
           </w:p>
         </w:tc>
         <w:tc>
@@ -10344,18 +9743,8 @@
                 <w:sz w:val="22"/>
                 <w:lang w:val="en-US" w:eastAsia="ru-RU"/>
               </w:rPr>
-              <w:t xml:space="preserve">+ </w:t>
-            </w:r>
-            <w:proofErr w:type="spellStart"/>
-            <w:r>
-              <w:rPr>
-                <w:rFonts w:eastAsia="Calibri" w:cs="Times New Roman"/>
-                <w:sz w:val="22"/>
-                <w:lang w:val="en-US" w:eastAsia="ru-RU"/>
-              </w:rPr>
-              <w:t>PlaceOfPublication</w:t>
-            </w:r>
-            <w:proofErr w:type="spellEnd"/>
+              <w:t>+ PlaceOfPublication</w:t>
+            </w:r>
           </w:p>
         </w:tc>
         <w:tc>
@@ -10446,18 +9835,8 @@
                 <w:sz w:val="22"/>
                 <w:lang w:val="en-US" w:eastAsia="ru-RU"/>
               </w:rPr>
-              <w:t xml:space="preserve">+ </w:t>
-            </w:r>
-            <w:proofErr w:type="spellStart"/>
-            <w:r>
-              <w:rPr>
-                <w:rFonts w:eastAsia="Calibri" w:cs="Times New Roman"/>
-                <w:sz w:val="22"/>
-                <w:lang w:val="en-US" w:eastAsia="ru-RU"/>
-              </w:rPr>
-              <w:t>PublishingHouse</w:t>
-            </w:r>
-            <w:proofErr w:type="spellEnd"/>
+              <w:t>+ PublishingHouse</w:t>
+            </w:r>
           </w:p>
         </w:tc>
         <w:tc>
@@ -10548,18 +9927,8 @@
                 <w:sz w:val="22"/>
                 <w:lang w:val="en-US" w:eastAsia="ru-RU"/>
               </w:rPr>
-              <w:t xml:space="preserve">+ </w:t>
-            </w:r>
-            <w:proofErr w:type="spellStart"/>
-            <w:r>
-              <w:rPr>
-                <w:rFonts w:eastAsia="Calibri" w:cs="Times New Roman"/>
-                <w:sz w:val="22"/>
-                <w:lang w:val="en-US" w:eastAsia="ru-RU"/>
-              </w:rPr>
-              <w:t>StartSheet</w:t>
-            </w:r>
-            <w:proofErr w:type="spellEnd"/>
+              <w:t>+ StartSheet</w:t>
+            </w:r>
           </w:p>
         </w:tc>
         <w:tc>
@@ -10650,18 +10019,8 @@
                 <w:sz w:val="22"/>
                 <w:lang w:val="en-US" w:eastAsia="ru-RU"/>
               </w:rPr>
-              <w:t xml:space="preserve">+ </w:t>
-            </w:r>
-            <w:proofErr w:type="spellStart"/>
-            <w:r>
-              <w:rPr>
-                <w:rFonts w:eastAsia="Calibri" w:cs="Times New Roman"/>
-                <w:sz w:val="22"/>
-                <w:lang w:val="en-US" w:eastAsia="ru-RU"/>
-              </w:rPr>
-              <w:t>EndSheet</w:t>
-            </w:r>
-            <w:proofErr w:type="spellEnd"/>
+              <w:t>+ EndSheet</w:t>
+            </w:r>
           </w:p>
         </w:tc>
         <w:tc>
@@ -10795,7 +10154,6 @@
               </w:rPr>
               <w:t xml:space="preserve"> </w:t>
             </w:r>
-            <w:proofErr w:type="spellStart"/>
             <w:r>
               <w:rPr>
                 <w:rFonts w:eastAsia="Calibri" w:cs="Times New Roman"/>
@@ -10804,7 +10162,6 @@
               </w:rPr>
               <w:t>IsCorrectStartSheet</w:t>
             </w:r>
-            <w:proofErr w:type="spellEnd"/>
           </w:p>
         </w:tc>
         <w:tc>
@@ -10905,7 +10262,6 @@
               </w:rPr>
               <w:t xml:space="preserve"> </w:t>
             </w:r>
-            <w:proofErr w:type="spellStart"/>
             <w:r>
               <w:rPr>
                 <w:rFonts w:eastAsia="Calibri" w:cs="Times New Roman"/>
@@ -10914,7 +10270,6 @@
               </w:rPr>
               <w:t>IsCorrectEndSheet</w:t>
             </w:r>
-            <w:proofErr w:type="spellEnd"/>
           </w:p>
         </w:tc>
         <w:tc>
@@ -11015,7 +10370,6 @@
               </w:rPr>
               <w:t xml:space="preserve"> </w:t>
             </w:r>
-            <w:proofErr w:type="spellStart"/>
             <w:r>
               <w:rPr>
                 <w:rFonts w:eastAsia="Calibri" w:cs="Times New Roman"/>
@@ -11024,7 +10378,6 @@
               </w:rPr>
               <w:t>IsEndSheetBigger</w:t>
             </w:r>
-            <w:proofErr w:type="spellEnd"/>
           </w:p>
         </w:tc>
         <w:tc>
@@ -11125,7 +10478,6 @@
               </w:rPr>
               <w:t xml:space="preserve"> </w:t>
             </w:r>
-            <w:proofErr w:type="spellStart"/>
             <w:r>
               <w:rPr>
                 <w:rFonts w:eastAsia="Calibri" w:cs="Times New Roman"/>
@@ -11134,7 +10486,6 @@
               </w:rPr>
               <w:t>GetTypeName</w:t>
             </w:r>
-            <w:proofErr w:type="spellEnd"/>
           </w:p>
         </w:tc>
         <w:tc>
@@ -11235,7 +10586,6 @@
               </w:rPr>
               <w:t xml:space="preserve"> </w:t>
             </w:r>
-            <w:proofErr w:type="spellStart"/>
             <w:r>
               <w:rPr>
                 <w:rFonts w:eastAsia="Calibri" w:cs="Times New Roman"/>
@@ -11244,7 +10594,6 @@
               </w:rPr>
               <w:t>GetInfo</w:t>
             </w:r>
-            <w:proofErr w:type="spellEnd"/>
           </w:p>
         </w:tc>
         <w:tc>
@@ -11338,7 +10687,6 @@
           <w:lang w:val="en-US" w:eastAsia="ru-RU"/>
         </w:rPr>
       </w:pPr>
-      <w:proofErr w:type="spellStart"/>
       <w:r>
         <w:rPr>
           <w:rFonts w:eastAsia="Times New Roman" w:cs="Times New Roman"/>
@@ -11346,9 +10694,8 @@
           <w:szCs w:val="24"/>
           <w:lang w:val="en-US" w:eastAsia="ru-RU"/>
         </w:rPr>
-        <w:t>Таблица</w:t>
-      </w:r>
-      <w:proofErr w:type="spellEnd"/>
+        <w:t xml:space="preserve">Таблица </w:t>
+      </w:r>
       <w:r>
         <w:rPr>
           <w:rFonts w:eastAsia="Times New Roman" w:cs="Times New Roman"/>
@@ -11356,7 +10703,7 @@
           <w:szCs w:val="24"/>
           <w:lang w:val="en-US" w:eastAsia="ru-RU"/>
         </w:rPr>
-        <w:t xml:space="preserve"> </w:t>
+        <w:t>5</w:t>
       </w:r>
       <w:r>
         <w:rPr>
@@ -11365,56 +10712,7 @@
           <w:szCs w:val="24"/>
           <w:lang w:val="en-US" w:eastAsia="ru-RU"/>
         </w:rPr>
-        <w:t>5</w:t>
-      </w:r>
-      <w:r>
-        <w:rPr>
-          <w:rFonts w:eastAsia="Times New Roman" w:cs="Times New Roman"/>
-          <w:sz w:val="24"/>
-          <w:szCs w:val="24"/>
-          <w:lang w:val="en-US" w:eastAsia="ru-RU"/>
-        </w:rPr>
-        <w:t xml:space="preserve"> – </w:t>
-      </w:r>
-      <w:proofErr w:type="spellStart"/>
-      <w:r>
-        <w:rPr>
-          <w:rFonts w:eastAsia="Times New Roman" w:cs="Times New Roman"/>
-          <w:sz w:val="24"/>
-          <w:szCs w:val="24"/>
-          <w:lang w:val="en-US" w:eastAsia="ru-RU"/>
-        </w:rPr>
-        <w:t>Описание</w:t>
-      </w:r>
-      <w:proofErr w:type="spellEnd"/>
-      <w:r>
-        <w:rPr>
-          <w:rFonts w:eastAsia="Times New Roman" w:cs="Times New Roman"/>
-          <w:sz w:val="24"/>
-          <w:szCs w:val="24"/>
-          <w:lang w:val="en-US" w:eastAsia="ru-RU"/>
-        </w:rPr>
-        <w:t xml:space="preserve"> </w:t>
-      </w:r>
-      <w:proofErr w:type="spellStart"/>
-      <w:r>
-        <w:rPr>
-          <w:rFonts w:eastAsia="Times New Roman" w:cs="Times New Roman"/>
-          <w:sz w:val="24"/>
-          <w:szCs w:val="24"/>
-          <w:lang w:val="en-US" w:eastAsia="ru-RU"/>
-        </w:rPr>
-        <w:t>класса</w:t>
-      </w:r>
-      <w:proofErr w:type="spellEnd"/>
-      <w:r>
-        <w:rPr>
-          <w:rFonts w:eastAsia="Times New Roman" w:cs="Times New Roman"/>
-          <w:sz w:val="24"/>
-          <w:szCs w:val="24"/>
-          <w:lang w:val="en-US" w:eastAsia="ru-RU"/>
-        </w:rPr>
-        <w:t xml:space="preserve"> </w:t>
+        <w:t xml:space="preserve"> – Описание класса </w:t>
       </w:r>
       <w:r>
         <w:rPr>
@@ -11464,7 +10762,6 @@
                 <w:lang w:val="en-US" w:eastAsia="ru-RU"/>
               </w:rPr>
             </w:pPr>
-            <w:proofErr w:type="spellStart"/>
             <w:r>
               <w:rPr>
                 <w:rFonts w:eastAsia="Calibri" w:cs="Times New Roman"/>
@@ -11473,7 +10770,6 @@
               </w:rPr>
               <w:t>Название</w:t>
             </w:r>
-            <w:proofErr w:type="spellEnd"/>
           </w:p>
         </w:tc>
         <w:tc>
@@ -11496,7 +10792,6 @@
                 <w:lang w:val="en-US" w:eastAsia="ru-RU"/>
               </w:rPr>
             </w:pPr>
-            <w:proofErr w:type="spellStart"/>
             <w:r>
               <w:rPr>
                 <w:rFonts w:eastAsia="Calibri" w:cs="Times New Roman"/>
@@ -11505,7 +10800,6 @@
               </w:rPr>
               <w:t>Тип</w:t>
             </w:r>
-            <w:proofErr w:type="spellEnd"/>
           </w:p>
         </w:tc>
         <w:tc>
@@ -11528,7 +10822,6 @@
                 <w:lang w:val="en-US" w:eastAsia="ru-RU"/>
               </w:rPr>
             </w:pPr>
-            <w:proofErr w:type="spellStart"/>
             <w:r>
               <w:rPr>
                 <w:rFonts w:eastAsia="Calibri" w:cs="Times New Roman"/>
@@ -11537,7 +10830,6 @@
               </w:rPr>
               <w:t>Описание</w:t>
             </w:r>
-            <w:proofErr w:type="spellEnd"/>
           </w:p>
         </w:tc>
       </w:tr>
@@ -11563,34 +10855,14 @@
                 <w:lang w:val="en-US" w:eastAsia="ru-RU"/>
               </w:rPr>
             </w:pPr>
-            <w:proofErr w:type="spellStart"/>
-            <w:r>
-              <w:rPr>
-                <w:rFonts w:eastAsia="Calibri" w:cs="Times New Roman"/>
-                <w:sz w:val="22"/>
-                <w:lang w:val="en-US" w:eastAsia="ru-RU"/>
-              </w:rPr>
-              <w:t>Описание</w:t>
-            </w:r>
-            <w:proofErr w:type="spellEnd"/>
-            <w:r>
-              <w:rPr>
-                <w:rFonts w:eastAsia="Calibri" w:cs="Times New Roman"/>
-                <w:sz w:val="22"/>
-                <w:lang w:val="en-US" w:eastAsia="ru-RU"/>
-              </w:rPr>
-              <w:t xml:space="preserve"> </w:t>
-            </w:r>
-            <w:proofErr w:type="spellStart"/>
-            <w:r>
-              <w:rPr>
-                <w:rFonts w:eastAsia="Calibri" w:cs="Times New Roman"/>
-                <w:sz w:val="22"/>
-                <w:lang w:val="en-US" w:eastAsia="ru-RU"/>
-              </w:rPr>
-              <w:t>класса</w:t>
-            </w:r>
-            <w:proofErr w:type="spellEnd"/>
+            <w:r>
+              <w:rPr>
+                <w:rFonts w:eastAsia="Calibri" w:cs="Times New Roman"/>
+                <w:sz w:val="22"/>
+                <w:lang w:val="en-US" w:eastAsia="ru-RU"/>
+              </w:rPr>
+              <w:t>Описание класса</w:t>
+            </w:r>
           </w:p>
         </w:tc>
       </w:tr>
@@ -11673,7 +10945,6 @@
                 <w:lang w:val="en-US" w:eastAsia="ru-RU"/>
               </w:rPr>
             </w:pPr>
-            <w:proofErr w:type="spellStart"/>
             <w:r>
               <w:rPr>
                 <w:rFonts w:eastAsia="Calibri" w:cs="Times New Roman"/>
@@ -11682,7 +10953,6 @@
               </w:rPr>
               <w:t>Поля</w:t>
             </w:r>
-            <w:proofErr w:type="spellEnd"/>
           </w:p>
         </w:tc>
       </w:tr>
@@ -11726,7 +10996,6 @@
               </w:rPr>
               <w:t>_</w:t>
             </w:r>
-            <w:proofErr w:type="spellStart"/>
             <w:r>
               <w:rPr>
                 <w:rFonts w:eastAsia="Calibri" w:cs="Times New Roman"/>
@@ -11735,7 +11004,6 @@
               </w:rPr>
               <w:t>kindOfDissertation</w:t>
             </w:r>
-            <w:proofErr w:type="spellEnd"/>
           </w:p>
         </w:tc>
         <w:tc>
@@ -11837,18 +11105,8 @@
                 <w:sz w:val="22"/>
                 <w:lang w:val="en-US" w:eastAsia="ru-RU"/>
               </w:rPr>
-              <w:t>_</w:t>
-            </w:r>
-            <w:proofErr w:type="spellStart"/>
-            <w:r>
-              <w:rPr>
-                <w:rFonts w:eastAsia="Calibri" w:cs="Times New Roman"/>
-                <w:sz w:val="22"/>
-                <w:lang w:val="en-US" w:eastAsia="ru-RU"/>
-              </w:rPr>
-              <w:t>branchOfScience</w:t>
-            </w:r>
-            <w:proofErr w:type="spellEnd"/>
+              <w:t>_branchOfScience</w:t>
+            </w:r>
           </w:p>
         </w:tc>
         <w:tc>
@@ -11950,18 +11208,8 @@
                 <w:sz w:val="22"/>
                 <w:lang w:val="en-US" w:eastAsia="ru-RU"/>
               </w:rPr>
-              <w:t>_</w:t>
-            </w:r>
-            <w:proofErr w:type="spellStart"/>
-            <w:r>
-              <w:rPr>
-                <w:rFonts w:eastAsia="Calibri" w:cs="Times New Roman"/>
-                <w:sz w:val="22"/>
-                <w:lang w:val="en-US" w:eastAsia="ru-RU"/>
-              </w:rPr>
-              <w:t>specialtyCode</w:t>
-            </w:r>
-            <w:proofErr w:type="spellEnd"/>
+              <w:t>_specialtyCode</w:t>
+            </w:r>
           </w:p>
         </w:tc>
         <w:tc>
@@ -12166,18 +11414,8 @@
                 <w:sz w:val="22"/>
                 <w:lang w:val="en-US" w:eastAsia="ru-RU"/>
               </w:rPr>
-              <w:t>_</w:t>
-            </w:r>
-            <w:proofErr w:type="spellStart"/>
-            <w:r>
-              <w:rPr>
-                <w:rFonts w:eastAsia="Calibri" w:cs="Times New Roman"/>
-                <w:sz w:val="22"/>
-                <w:lang w:val="en-US" w:eastAsia="ru-RU"/>
-              </w:rPr>
-              <w:t>nameOfSpeciality</w:t>
-            </w:r>
-            <w:proofErr w:type="spellEnd"/>
+              <w:t>_nameOfSpeciality</w:t>
+            </w:r>
           </w:p>
         </w:tc>
         <w:tc>
@@ -12485,18 +11723,8 @@
                 <w:sz w:val="22"/>
                 <w:lang w:val="en-US" w:eastAsia="ru-RU"/>
               </w:rPr>
-              <w:t>_</w:t>
-            </w:r>
-            <w:proofErr w:type="spellStart"/>
-            <w:r>
-              <w:rPr>
-                <w:rFonts w:eastAsia="Calibri" w:cs="Times New Roman"/>
-                <w:sz w:val="22"/>
-                <w:lang w:val="en-US" w:eastAsia="ru-RU"/>
-              </w:rPr>
-              <w:t>codeRegex</w:t>
-            </w:r>
-            <w:proofErr w:type="spellEnd"/>
+              <w:t>_codeRegex</w:t>
+            </w:r>
           </w:p>
         </w:tc>
         <w:tc>
@@ -12582,7 +11810,6 @@
                 <w:lang w:val="en-US" w:eastAsia="ru-RU"/>
               </w:rPr>
             </w:pPr>
-            <w:proofErr w:type="spellStart"/>
             <w:r>
               <w:rPr>
                 <w:rFonts w:eastAsia="Calibri" w:cs="Times New Roman"/>
@@ -12591,7 +11818,6 @@
               </w:rPr>
               <w:t>Свойства</w:t>
             </w:r>
-            <w:proofErr w:type="spellEnd"/>
           </w:p>
         </w:tc>
       </w:tr>
@@ -12624,7 +11850,6 @@
               </w:rPr>
               <w:t>+</w:t>
             </w:r>
-            <w:proofErr w:type="spellStart"/>
             <w:r>
               <w:rPr>
                 <w:rFonts w:eastAsia="Calibri" w:cs="Times New Roman"/>
@@ -12641,7 +11866,6 @@
               </w:rPr>
               <w:t>Dissertation</w:t>
             </w:r>
-            <w:proofErr w:type="spellEnd"/>
           </w:p>
         </w:tc>
         <w:tc>
@@ -12732,18 +11956,8 @@
                 <w:sz w:val="22"/>
                 <w:lang w:val="en-US" w:eastAsia="ru-RU"/>
               </w:rPr>
-              <w:t>+</w:t>
-            </w:r>
-            <w:proofErr w:type="spellStart"/>
-            <w:r>
-              <w:rPr>
-                <w:rFonts w:eastAsia="Calibri" w:cs="Times New Roman"/>
-                <w:sz w:val="22"/>
-                <w:lang w:val="en-US" w:eastAsia="ru-RU"/>
-              </w:rPr>
-              <w:t>BranchOfScience</w:t>
-            </w:r>
-            <w:proofErr w:type="spellEnd"/>
+              <w:t>+BranchOfScience</w:t>
+            </w:r>
           </w:p>
         </w:tc>
         <w:tc>
@@ -12834,18 +12048,8 @@
                 <w:sz w:val="22"/>
                 <w:lang w:val="en-US" w:eastAsia="ru-RU"/>
               </w:rPr>
-              <w:t>+</w:t>
-            </w:r>
-            <w:proofErr w:type="spellStart"/>
-            <w:r>
-              <w:rPr>
-                <w:rFonts w:eastAsia="Calibri" w:cs="Times New Roman"/>
-                <w:sz w:val="22"/>
-                <w:lang w:val="en-US" w:eastAsia="ru-RU"/>
-              </w:rPr>
-              <w:t>SpecialtyCode</w:t>
-            </w:r>
-            <w:proofErr w:type="spellEnd"/>
+              <w:t>+SpecialtyCode</w:t>
+            </w:r>
           </w:p>
         </w:tc>
         <w:tc>
@@ -13028,18 +12232,8 @@
                 <w:sz w:val="22"/>
                 <w:lang w:val="en-US" w:eastAsia="ru-RU"/>
               </w:rPr>
-              <w:t>+</w:t>
-            </w:r>
-            <w:proofErr w:type="spellStart"/>
-            <w:r>
-              <w:rPr>
-                <w:rFonts w:eastAsia="Calibri" w:cs="Times New Roman"/>
-                <w:sz w:val="22"/>
-                <w:lang w:val="en-US" w:eastAsia="ru-RU"/>
-              </w:rPr>
-              <w:t>NameOfSpeciality</w:t>
-            </w:r>
-            <w:proofErr w:type="spellEnd"/>
+              <w:t>+NameOfSpeciality</w:t>
+            </w:r>
           </w:p>
         </w:tc>
         <w:tc>
@@ -13357,7 +12551,6 @@
               </w:rPr>
               <w:t xml:space="preserve"> </w:t>
             </w:r>
-            <w:proofErr w:type="spellStart"/>
             <w:r>
               <w:rPr>
                 <w:rFonts w:eastAsia="Calibri" w:cs="Times New Roman"/>
@@ -13366,7 +12559,6 @@
               </w:rPr>
               <w:t>IsCorrectSheet</w:t>
             </w:r>
-            <w:proofErr w:type="spellEnd"/>
           </w:p>
         </w:tc>
         <w:tc>
@@ -13459,7 +12651,6 @@
               </w:rPr>
               <w:t>+</w:t>
             </w:r>
-            <w:proofErr w:type="spellStart"/>
             <w:r>
               <w:rPr>
                 <w:rFonts w:eastAsia="Calibri" w:cs="Times New Roman"/>
@@ -13468,7 +12659,6 @@
               </w:rPr>
               <w:t>GetInfo</w:t>
             </w:r>
-            <w:proofErr w:type="spellEnd"/>
           </w:p>
         </w:tc>
         <w:tc>
@@ -13527,27 +12717,7 @@
                 <w:sz w:val="22"/>
                 <w:lang w:eastAsia="ru-RU"/>
               </w:rPr>
-              <w:t xml:space="preserve">Вывод </w:t>
-            </w:r>
-            <w:proofErr w:type="spellStart"/>
-            <w:proofErr w:type="gramStart"/>
-            <w:r>
-              <w:rPr>
-                <w:rFonts w:eastAsia="Calibri" w:cs="Times New Roman"/>
-                <w:sz w:val="22"/>
-                <w:lang w:eastAsia="ru-RU"/>
-              </w:rPr>
-              <w:t>библ.карточки</w:t>
-            </w:r>
-            <w:proofErr w:type="spellEnd"/>
-            <w:proofErr w:type="gramEnd"/>
-            <w:r>
-              <w:rPr>
-                <w:rFonts w:eastAsia="Calibri" w:cs="Times New Roman"/>
-                <w:sz w:val="22"/>
-                <w:lang w:eastAsia="ru-RU"/>
-              </w:rPr>
-              <w:t>.</w:t>
+              <w:t>Вывод библ.карточки.</w:t>
             </w:r>
           </w:p>
         </w:tc>
@@ -13587,7 +12757,6 @@
               </w:rPr>
               <w:t xml:space="preserve"> </w:t>
             </w:r>
-            <w:proofErr w:type="spellStart"/>
             <w:r>
               <w:rPr>
                 <w:rFonts w:eastAsia="Calibri" w:cs="Times New Roman"/>
@@ -13596,7 +12765,6 @@
               </w:rPr>
               <w:t>GetTypeName</w:t>
             </w:r>
-            <w:proofErr w:type="spellEnd"/>
           </w:p>
         </w:tc>
         <w:tc>
@@ -15441,53 +14609,8 @@
         <w:ind w:left="0" w:firstLine="709"/>
         <w:contextualSpacing/>
       </w:pPr>
-      <w:proofErr w:type="spellStart"/>
-      <w:r>
-        <w:t>Калентьев</w:t>
-      </w:r>
-      <w:proofErr w:type="spellEnd"/>
-      <w:r>
-        <w:t xml:space="preserve">, А. А. Новые технологии в </w:t>
-      </w:r>
-      <w:proofErr w:type="gramStart"/>
-      <w:r>
-        <w:t>программировании :</w:t>
-      </w:r>
-      <w:proofErr w:type="gramEnd"/>
-      <w:r>
-        <w:t xml:space="preserve"> учебное пособие / А. А. </w:t>
-      </w:r>
-      <w:proofErr w:type="spellStart"/>
-      <w:r>
-        <w:t>Калентьев</w:t>
-      </w:r>
-      <w:proofErr w:type="spellEnd"/>
-      <w:r>
-        <w:t xml:space="preserve">, Д. В. </w:t>
-      </w:r>
-      <w:proofErr w:type="spellStart"/>
-      <w:r>
-        <w:t>Гарайс</w:t>
-      </w:r>
-      <w:proofErr w:type="spellEnd"/>
-      <w:r>
-        <w:t xml:space="preserve">, А. Е. </w:t>
-      </w:r>
-      <w:proofErr w:type="spellStart"/>
-      <w:r>
-        <w:t>Гориянов</w:t>
-      </w:r>
-      <w:proofErr w:type="spellEnd"/>
-      <w:r>
-        <w:t xml:space="preserve">. – </w:t>
-      </w:r>
-      <w:proofErr w:type="gramStart"/>
-      <w:r>
-        <w:t>Томск :</w:t>
-      </w:r>
-      <w:proofErr w:type="gramEnd"/>
-      <w:r>
-        <w:t xml:space="preserve"> Эль Контент, 2014. – 176 с. – </w:t>
+      <w:r>
+        <w:t xml:space="preserve">Калентьев, А. А. Новые технологии в программировании : учебное пособие / А. А. Калентьев, Д. В. Гарайс, А. Е. Гориянов. – Томск : Эль Контент, 2014. – 176 с. – </w:t>
       </w:r>
       <w:r>
         <w:rPr>
@@ -15634,15 +14757,7 @@
         <w:ind w:firstLine="0"/>
       </w:pPr>
       <w:r>
-        <w:t xml:space="preserve">Заказчик: Канд. техн. наук, доцент каф. КСУП ТУСУР </w:t>
-      </w:r>
-      <w:proofErr w:type="spellStart"/>
-      <w:r>
-        <w:t>Калентьев</w:t>
-      </w:r>
-      <w:proofErr w:type="spellEnd"/>
-      <w:r>
-        <w:t xml:space="preserve"> А. А.</w:t>
+        <w:t>Заказчик: Канд. техн. наук, доцент каф. КСУП ТУСУР Калентьев А. А.</w:t>
       </w:r>
     </w:p>
     <w:p>
@@ -15779,15 +14894,7 @@
         <w:ind w:firstLine="709"/>
       </w:pPr>
       <w:r>
-        <w:t xml:space="preserve">Заказчик: Канд. техн. наук, доцент каф. КСУП ТУСУР </w:t>
-      </w:r>
-      <w:proofErr w:type="spellStart"/>
-      <w:r>
-        <w:t>Калентьев</w:t>
-      </w:r>
-      <w:proofErr w:type="spellEnd"/>
-      <w:r>
-        <w:t xml:space="preserve"> А. А.</w:t>
+        <w:t>Заказчик: Канд. техн. наук, доцент каф. КСУП ТУСУР Калентьев А. А.</w:t>
       </w:r>
     </w:p>
     <w:p>
@@ -16388,11 +15495,7 @@
         <w:t>–</w:t>
       </w:r>
       <w:r>
-        <w:t xml:space="preserve">файле с расширением </w:t>
-      </w:r>
-      <w:proofErr w:type="gramStart"/>
-      <w:r>
-        <w:t>*.</w:t>
+        <w:t>файле с расширением *.</w:t>
       </w:r>
       <w:r>
         <w:rPr>
@@ -16400,7 +15503,6 @@
         </w:rPr>
         <w:t>card</w:t>
       </w:r>
-      <w:proofErr w:type="gramEnd"/>
       <w:r>
         <w:t>.</w:t>
       </w:r>
@@ -17776,6 +16878,7 @@
         </w:rPr>
         <w:t xml:space="preserve">  </w:t>
       </w:r>
+      <w:commentRangeStart w:id="27"/>
       <w:r>
         <w:rPr>
           <w:b/>
@@ -17821,6 +16924,13 @@
       <w:r>
         <w:t>.</w:t>
       </w:r>
+      <w:commentRangeEnd w:id="27"/>
+      <w:r>
+        <w:rPr>
+          <w:rStyle w:val="af4"/>
+        </w:rPr>
+        <w:commentReference w:id="27"/>
+      </w:r>
     </w:p>
     <w:p>
       <w:pPr>
@@ -17870,7 +16980,7 @@
       </w:r>
     </w:p>
     <w:sectPr>
-      <w:footerReference w:type="default" r:id="rId35"/>
+      <w:footerReference w:type="default" r:id="rId39"/>
       <w:pgSz w:w="11906" w:h="16838"/>
       <w:pgMar w:top="1134" w:right="850" w:bottom="1134" w:left="1701" w:header="0" w:footer="0" w:gutter="0"/>
       <w:cols w:space="720"/>
@@ -17879,6 +16989,51 @@
     </w:sectPr>
   </w:body>
 </w:document>
+</file>
+
+<file path=word/comments.xml><?xml version="1.0" encoding="utf-8"?>
+<w:comments xmlns:wpc="http://schemas.microsoft.com/office/word/2010/wordprocessingCanvas" xmlns:cx="http://schemas.microsoft.com/office/drawing/2014/chartex" xmlns:cx1="http://schemas.microsoft.com/office/drawing/2015/9/8/chartex" xmlns:cx2="http://schemas.microsoft.com/office/drawing/2015/10/21/chartex" xmlns:cx3="http://schemas.microsoft.com/office/drawing/2016/5/9/chartex" xmlns:cx4="http://schemas.microsoft.com/office/drawing/2016/5/10/chartex" xmlns:cx5="http://schemas.microsoft.com/office/drawing/2016/5/11/chartex" xmlns:cx6="http://schemas.microsoft.com/office/drawing/2016/5/12/chartex" xmlns:cx7="http://schemas.microsoft.com/office/drawing/2016/5/13/chartex" xmlns:cx8="http://schemas.microsoft.com/office/drawing/2016/5/14/chartex" xmlns:mc="http://schemas.openxmlformats.org/markup-compatibility/2006" xmlns:aink="http://schemas.microsoft.com/office/drawing/2016/ink" xmlns:am3d="http://schemas.microsoft.com/office/drawing/2017/model3d" xmlns:o="urn:schemas-microsoft-com:office:office" xmlns:r="http://schemas.openxmlformats.org/officeDocument/2006/relationships" xmlns:m="http://schemas.openxmlformats.org/officeDocument/2006/math" xmlns:v="urn:schemas-microsoft-com:vml" xmlns:wp14="http://schemas.microsoft.com/office/word/2010/wordprocessingDrawing" xmlns:wp="http://schemas.openxmlformats.org/drawingml/2006/wordprocessingDrawing" xmlns:w10="urn:schemas-microsoft-com:office:word" xmlns:w="http://schemas.openxmlformats.org/wordprocessingml/2006/main" xmlns:w14="http://schemas.microsoft.com/office/word/2010/wordml" xmlns:w15="http://schemas.microsoft.com/office/word/2012/wordml" xmlns:w16cex="http://schemas.microsoft.com/office/word/2018/wordml/cex" xmlns:w16cid="http://schemas.microsoft.com/office/word/2016/wordml/cid" xmlns:w16="http://schemas.microsoft.com/office/word/2018/wordml" xmlns:w16sdtdh="http://schemas.microsoft.com/office/word/2020/wordml/sdtdatahash" xmlns:w16se="http://schemas.microsoft.com/office/word/2015/wordml/symex" xmlns:wpg="http://schemas.microsoft.com/office/word/2010/wordprocessingGroup" xmlns:wpi="http://schemas.microsoft.com/office/word/2010/wordprocessingInk" xmlns:wne="http://schemas.microsoft.com/office/word/2006/wordml" xmlns:wps="http://schemas.microsoft.com/office/word/2010/wordprocessingShape" mc:Ignorable="w14 w15 w16se w16cid w16 w16cex w16sdtdh wp14">
+  <w:comment w:id="27" w:author="Aleksey A. Kalentev" w:date="2025-10-31T11:09:00Z" w:initials="AAK">
+    <w:p>
+      <w:pPr>
+        <w:pStyle w:val="af5"/>
+        <w:rPr>
+          <w:lang w:val="en-US"/>
+        </w:rPr>
+      </w:pPr>
+      <w:r>
+        <w:rPr>
+          <w:rStyle w:val="af4"/>
+        </w:rPr>
+        <w:annotationRef/>
+      </w:r>
+      <w:r>
+        <w:rPr>
+          <w:lang w:val="en-US"/>
+        </w:rPr>
+        <w:t>?</w:t>
+      </w:r>
+    </w:p>
+  </w:comment>
+</w:comments>
+</file>
+
+<file path=word/commentsExtended.xml><?xml version="1.0" encoding="utf-8"?>
+<w15:commentsEx xmlns:wpc="http://schemas.microsoft.com/office/word/2010/wordprocessingCanvas" xmlns:cx="http://schemas.microsoft.com/office/drawing/2014/chartex" xmlns:cx1="http://schemas.microsoft.com/office/drawing/2015/9/8/chartex" xmlns:cx2="http://schemas.microsoft.com/office/drawing/2015/10/21/chartex" xmlns:cx3="http://schemas.microsoft.com/office/drawing/2016/5/9/chartex" xmlns:cx4="http://schemas.microsoft.com/office/drawing/2016/5/10/chartex" xmlns:cx5="http://schemas.microsoft.com/office/drawing/2016/5/11/chartex" xmlns:cx6="http://schemas.microsoft.com/office/drawing/2016/5/12/chartex" xmlns:cx7="http://schemas.microsoft.com/office/drawing/2016/5/13/chartex" xmlns:cx8="http://schemas.microsoft.com/office/drawing/2016/5/14/chartex" xmlns:mc="http://schemas.openxmlformats.org/markup-compatibility/2006" xmlns:aink="http://schemas.microsoft.com/office/drawing/2016/ink" xmlns:am3d="http://schemas.microsoft.com/office/drawing/2017/model3d" xmlns:o="urn:schemas-microsoft-com:office:office" xmlns:r="http://schemas.openxmlformats.org/officeDocument/2006/relationships" xmlns:m="http://schemas.openxmlformats.org/officeDocument/2006/math" xmlns:v="urn:schemas-microsoft-com:vml" xmlns:wp14="http://schemas.microsoft.com/office/word/2010/wordprocessingDrawing" xmlns:wp="http://schemas.openxmlformats.org/drawingml/2006/wordprocessingDrawing" xmlns:w10="urn:schemas-microsoft-com:office:word" xmlns:w="http://schemas.openxmlformats.org/wordprocessingml/2006/main" xmlns:w14="http://schemas.microsoft.com/office/word/2010/wordml" xmlns:w15="http://schemas.microsoft.com/office/word/2012/wordml" xmlns:w16cex="http://schemas.microsoft.com/office/word/2018/wordml/cex" xmlns:w16cid="http://schemas.microsoft.com/office/word/2016/wordml/cid" xmlns:w16="http://schemas.microsoft.com/office/word/2018/wordml" xmlns:w16sdtdh="http://schemas.microsoft.com/office/word/2020/wordml/sdtdatahash" xmlns:w16se="http://schemas.microsoft.com/office/word/2015/wordml/symex" xmlns:wpg="http://schemas.microsoft.com/office/word/2010/wordprocessingGroup" xmlns:wpi="http://schemas.microsoft.com/office/word/2010/wordprocessingInk" xmlns:wne="http://schemas.microsoft.com/office/word/2006/wordml" xmlns:wps="http://schemas.microsoft.com/office/word/2010/wordprocessingShape" mc:Ignorable="w14 w15 w16se w16cid w16 w16cex w16sdtdh wp14">
+  <w15:commentEx w15:paraId="6CC30F63" w15:done="0"/>
+</w15:commentsEx>
+</file>
+
+<file path=word/commentsExtensible.xml><?xml version="1.0" encoding="utf-8"?>
+<w16cex:commentsExtensible xmlns:wpc="http://schemas.microsoft.com/office/word/2010/wordprocessingCanvas" xmlns:cx="http://schemas.microsoft.com/office/drawing/2014/chartex" xmlns:cx1="http://schemas.microsoft.com/office/drawing/2015/9/8/chartex" xmlns:cx2="http://schemas.microsoft.com/office/drawing/2015/10/21/chartex" xmlns:cx3="http://schemas.microsoft.com/office/drawing/2016/5/9/chartex" xmlns:cx4="http://schemas.microsoft.com/office/drawing/2016/5/10/chartex" xmlns:cx5="http://schemas.microsoft.com/office/drawing/2016/5/11/chartex" xmlns:cx6="http://schemas.microsoft.com/office/drawing/2016/5/12/chartex" xmlns:cx7="http://schemas.microsoft.com/office/drawing/2016/5/13/chartex" xmlns:cx8="http://schemas.microsoft.com/office/drawing/2016/5/14/chartex" xmlns:mc="http://schemas.openxmlformats.org/markup-compatibility/2006" xmlns:aink="http://schemas.microsoft.com/office/drawing/2016/ink" xmlns:am3d="http://schemas.microsoft.com/office/drawing/2017/model3d" xmlns:o="urn:schemas-microsoft-com:office:office" xmlns:r="http://schemas.openxmlformats.org/officeDocument/2006/relationships" xmlns:m="http://schemas.openxmlformats.org/officeDocument/2006/math" xmlns:v="urn:schemas-microsoft-com:vml" xmlns:wp14="http://schemas.microsoft.com/office/word/2010/wordprocessingDrawing" xmlns:wp="http://schemas.openxmlformats.org/drawingml/2006/wordprocessingDrawing" xmlns:w10="urn:schemas-microsoft-com:office:word" xmlns:w="http://schemas.openxmlformats.org/wordprocessingml/2006/main" xmlns:w14="http://schemas.microsoft.com/office/word/2010/wordml" xmlns:w15="http://schemas.microsoft.com/office/word/2012/wordml" xmlns:w16cex="http://schemas.microsoft.com/office/word/2018/wordml/cex" xmlns:w16cid="http://schemas.microsoft.com/office/word/2016/wordml/cid" xmlns:w16="http://schemas.microsoft.com/office/word/2018/wordml" xmlns:w16sdtdh="http://schemas.microsoft.com/office/word/2020/wordml/sdtdatahash" xmlns:w16se="http://schemas.microsoft.com/office/word/2015/wordml/symex" xmlns:wpg="http://schemas.microsoft.com/office/word/2010/wordprocessingGroup" xmlns:wpi="http://schemas.microsoft.com/office/word/2010/wordprocessingInk" xmlns:wne="http://schemas.microsoft.com/office/word/2006/wordml" xmlns:wps="http://schemas.microsoft.com/office/word/2010/wordprocessingShape" mc:Ignorable="w14 w15 w16se w16cid w16 w16cex w16sdtdh wp14">
+  <w16cex:commentExtensible w16cex:durableId="2CAF175A" w16cex:dateUtc="2025-10-31T04:09:00Z"/>
+</w16cex:commentsExtensible>
+</file>
+
+<file path=word/commentsIds.xml><?xml version="1.0" encoding="utf-8"?>
+<w16cid:commentsIds xmlns:wpc="http://schemas.microsoft.com/office/word/2010/wordprocessingCanvas" xmlns:cx="http://schemas.microsoft.com/office/drawing/2014/chartex" xmlns:cx1="http://schemas.microsoft.com/office/drawing/2015/9/8/chartex" xmlns:cx2="http://schemas.microsoft.com/office/drawing/2015/10/21/chartex" xmlns:cx3="http://schemas.microsoft.com/office/drawing/2016/5/9/chartex" xmlns:cx4="http://schemas.microsoft.com/office/drawing/2016/5/10/chartex" xmlns:cx5="http://schemas.microsoft.com/office/drawing/2016/5/11/chartex" xmlns:cx6="http://schemas.microsoft.com/office/drawing/2016/5/12/chartex" xmlns:cx7="http://schemas.microsoft.com/office/drawing/2016/5/13/chartex" xmlns:cx8="http://schemas.microsoft.com/office/drawing/2016/5/14/chartex" xmlns:mc="http://schemas.openxmlformats.org/markup-compatibility/2006" xmlns:aink="http://schemas.microsoft.com/office/drawing/2016/ink" xmlns:am3d="http://schemas.microsoft.com/office/drawing/2017/model3d" xmlns:o="urn:schemas-microsoft-com:office:office" xmlns:r="http://schemas.openxmlformats.org/officeDocument/2006/relationships" xmlns:m="http://schemas.openxmlformats.org/officeDocument/2006/math" xmlns:v="urn:schemas-microsoft-com:vml" xmlns:wp14="http://schemas.microsoft.com/office/word/2010/wordprocessingDrawing" xmlns:wp="http://schemas.openxmlformats.org/drawingml/2006/wordprocessingDrawing" xmlns:w10="urn:schemas-microsoft-com:office:word" xmlns:w="http://schemas.openxmlformats.org/wordprocessingml/2006/main" xmlns:w14="http://schemas.microsoft.com/office/word/2010/wordml" xmlns:w15="http://schemas.microsoft.com/office/word/2012/wordml" xmlns:w16cex="http://schemas.microsoft.com/office/word/2018/wordml/cex" xmlns:w16cid="http://schemas.microsoft.com/office/word/2016/wordml/cid" xmlns:w16="http://schemas.microsoft.com/office/word/2018/wordml" xmlns:w16sdtdh="http://schemas.microsoft.com/office/word/2020/wordml/sdtdatahash" xmlns:w16se="http://schemas.microsoft.com/office/word/2015/wordml/symex" xmlns:wpg="http://schemas.microsoft.com/office/word/2010/wordprocessingGroup" xmlns:wpi="http://schemas.microsoft.com/office/word/2010/wordprocessingInk" xmlns:wne="http://schemas.microsoft.com/office/word/2006/wordml" xmlns:wps="http://schemas.microsoft.com/office/word/2010/wordprocessingShape" mc:Ignorable="w14 w15 w16se w16cid w16 w16cex w16sdtdh wp14">
+  <w16cid:commentId w16cid:paraId="6CC30F63" w16cid:durableId="2CAF175A"/>
+</w16cid:commentsIds>
 </file>
 
 <file path=word/endnotes.xml><?xml version="1.0" encoding="utf-8"?>
@@ -19426,6 +18581,14 @@
     <w:abstractNumId w:val="4"/>
   </w:num>
 </w:numbering>
+</file>
+
+<file path=word/people.xml><?xml version="1.0" encoding="utf-8"?>
+<w15:people xmlns:wpc="http://schemas.microsoft.com/office/word/2010/wordprocessingCanvas" xmlns:cx="http://schemas.microsoft.com/office/drawing/2014/chartex" xmlns:cx1="http://schemas.microsoft.com/office/drawing/2015/9/8/chartex" xmlns:cx2="http://schemas.microsoft.com/office/drawing/2015/10/21/chartex" xmlns:cx3="http://schemas.microsoft.com/office/drawing/2016/5/9/chartex" xmlns:cx4="http://schemas.microsoft.com/office/drawing/2016/5/10/chartex" xmlns:cx5="http://schemas.microsoft.com/office/drawing/2016/5/11/chartex" xmlns:cx6="http://schemas.microsoft.com/office/drawing/2016/5/12/chartex" xmlns:cx7="http://schemas.microsoft.com/office/drawing/2016/5/13/chartex" xmlns:cx8="http://schemas.microsoft.com/office/drawing/2016/5/14/chartex" xmlns:mc="http://schemas.openxmlformats.org/markup-compatibility/2006" xmlns:aink="http://schemas.microsoft.com/office/drawing/2016/ink" xmlns:am3d="http://schemas.microsoft.com/office/drawing/2017/model3d" xmlns:o="urn:schemas-microsoft-com:office:office" xmlns:r="http://schemas.openxmlformats.org/officeDocument/2006/relationships" xmlns:m="http://schemas.openxmlformats.org/officeDocument/2006/math" xmlns:v="urn:schemas-microsoft-com:vml" xmlns:wp14="http://schemas.microsoft.com/office/word/2010/wordprocessingDrawing" xmlns:wp="http://schemas.openxmlformats.org/drawingml/2006/wordprocessingDrawing" xmlns:w10="urn:schemas-microsoft-com:office:word" xmlns:w="http://schemas.openxmlformats.org/wordprocessingml/2006/main" xmlns:w14="http://schemas.microsoft.com/office/word/2010/wordml" xmlns:w15="http://schemas.microsoft.com/office/word/2012/wordml" xmlns:w16cex="http://schemas.microsoft.com/office/word/2018/wordml/cex" xmlns:w16cid="http://schemas.microsoft.com/office/word/2016/wordml/cid" xmlns:w16="http://schemas.microsoft.com/office/word/2018/wordml" xmlns:w16sdtdh="http://schemas.microsoft.com/office/word/2020/wordml/sdtdatahash" xmlns:w16se="http://schemas.microsoft.com/office/word/2015/wordml/symex" xmlns:wpg="http://schemas.microsoft.com/office/word/2010/wordprocessingGroup" xmlns:wpi="http://schemas.microsoft.com/office/word/2010/wordprocessingInk" xmlns:wne="http://schemas.microsoft.com/office/word/2006/wordml" xmlns:wps="http://schemas.microsoft.com/office/word/2010/wordprocessingShape" mc:Ignorable="w14 w15 w16se w16cid w16 w16cex w16sdtdh wp14">
+  <w15:person w15:author="Aleksey A. Kalentev">
+    <w15:presenceInfo w15:providerId="AD" w15:userId="S-1-5-21-507921405-1993962763-1957994488-151096"/>
+  </w15:person>
+</w15:people>
 </file>
 
 <file path=word/styles.xml><?xml version="1.0" encoding="utf-8"?>
